--- a/05. DOCUMENTACIÓN/WS_CONUNI_RESTFUL_DOTNET_GR01.docx
+++ b/05. DOCUMENTACIÓN/WS_CONUNI_RESTFUL_DOTNET_GR01.docx
@@ -1424,7 +1424,7 @@
                 <w:sz w:val="20"/>
                 <w:szCs w:val="20"/>
               </w:rPr>
-              <w:t xml:space="preserve">Credenciales incorrectas</w:t>
+              <w:t xml:space="preserve">Regla de negocio del login</w:t>
             </w:r>
           </w:p>
         </w:tc>
@@ -1455,7 +1455,7 @@
                 <w:sz w:val="20"/>
                 <w:szCs w:val="20"/>
               </w:rPr>
-              <w:t xml:space="preserve">Login con usuario o clave errónea</w:t>
+              <w:t xml:space="preserve">Usuario o clave errónea (con los intentos restantes) o usuario bloqueado 2 minutos al tercer intento</w:t>
             </w:r>
           </w:p>
         </w:tc>
@@ -2060,7 +2060,7 @@
                 <w:sz w:val="20"/>
                 <w:szCs w:val="20"/>
               </w:rPr>
-              <w:t xml:space="preserve">Program.cs lo configura una vez con las credenciales de appsettings.json; todas las peticiones usan Autenticador.Instancia.</w:t>
+              <w:t xml:space="preserve">Program.cs lo configura una vez con las credenciales de appsettings.json; todas las peticiones usan Autenticador.Instancia, que también guarda los intentos fallidos de cada usuario.</w:t>
             </w:r>
           </w:p>
         </w:tc>
@@ -2126,7 +2126,7 @@
                 <w:sz w:val="20"/>
                 <w:szCs w:val="20"/>
               </w:rPr>
-              <w:t xml:space="preserve">Servicio/ClienteConversion</w:t>
+              <w:t xml:space="preserve">servicio/ClienteConversion</w:t>
             </w:r>
           </w:p>
         </w:tc>
@@ -3651,7 +3651,7 @@
                 <w:sz w:val="20"/>
                 <w:szCs w:val="20"/>
               </w:rPr>
-              <w:t xml:space="preserve">Credenciales en appsettings.json (401 si fallan)</w:t>
+              <w:t xml:space="preserve">Credenciales en appsettings.json (401 con los intentos restantes; bloqueo de 2 min al tercero)</w:t>
             </w:r>
           </w:p>
         </w:tc>
@@ -4639,7 +4639,20 @@
                 <w:sz w:val="16"/>
                 <w:szCs w:val="16"/>
               </w:rPr>
-              <w:t xml:space="preserve">│   └── Autenticador.cs              Singleton</w:t>
+              <w:t xml:space="preserve">│   ├── Autenticador.cs              Singleton: credenciales y 3 intentos (bloqueo 2 min)</w:t>
+            </w:r>
+          </w:p>
+          <w:p>
+            <w:pPr>
+              <w:spacing w:after="0" w:line="240"/>
+            </w:pPr>
+            <w:r>
+              <w:rPr>
+                <w:rFonts w:ascii="Consolas" w:cs="Consolas" w:eastAsia="Consolas" w:hAnsi="Consolas"/>
+                <w:sz w:val="16"/>
+                <w:szCs w:val="16"/>
+              </w:rPr>
+              <w:t xml:space="preserve">│   └── ReglaNegocioException.cs</w:t>
             </w:r>
           </w:p>
           <w:p>
@@ -4665,7 +4678,7 @@
                 <w:sz w:val="16"/>
                 <w:szCs w:val="16"/>
               </w:rPr>
-              <w:t xml:space="preserve">├── appsettings.json                 credenciales monster / monster</w:t>
+              <w:t xml:space="preserve">├── appsettings.json                 credenciales monster / monster69</w:t>
             </w:r>
           </w:p>
           <w:p>
@@ -4947,7 +4960,7 @@
                 <w:sz w:val="16"/>
                 <w:szCs w:val="16"/>
               </w:rPr>
-              <w:t xml:space="preserve">/// Codigo: VALOR_INVALIDO, CREDENCIALES_INVALIDAS o ERROR_SERVIDOR.</w:t>
+              <w:t xml:space="preserve">/// Codigo: VALOR_INVALIDO, REGLA_NEGOCIO (usuario o clave incorrectos, usuario bloqueado) o ERROR_SERVIDOR.</w:t>
             </w:r>
           </w:p>
           <w:p>
@@ -5841,6 +5854,45 @@
                 <w:sz w:val="16"/>
                 <w:szCs w:val="16"/>
               </w:rPr>
+              <w:t xml:space="preserve">    private const int IntentosMaximos = 3;</w:t>
+            </w:r>
+          </w:p>
+          <w:p>
+            <w:pPr>
+              <w:spacing w:after="0" w:line="240"/>
+            </w:pPr>
+            <w:r>
+              <w:rPr>
+                <w:rFonts w:ascii="Consolas" w:cs="Consolas" w:eastAsia="Consolas" w:hAnsi="Consolas"/>
+                <w:sz w:val="16"/>
+                <w:szCs w:val="16"/>
+              </w:rPr>
+              <w:t xml:space="preserve">    private static readonly TimeSpan TiempoBloqueo = TimeSpan.FromMinutes(2);</w:t>
+            </w:r>
+          </w:p>
+          <w:p>
+            <w:pPr>
+              <w:spacing w:after="0" w:line="240"/>
+            </w:pPr>
+            <w:r>
+              <w:rPr>
+                <w:rFonts w:ascii="Consolas" w:cs="Consolas" w:eastAsia="Consolas" w:hAnsi="Consolas"/>
+                <w:sz w:val="16"/>
+                <w:szCs w:val="16"/>
+              </w:rPr>
+              <w:t xml:space="preserve"> </w:t>
+            </w:r>
+          </w:p>
+          <w:p>
+            <w:pPr>
+              <w:spacing w:after="0" w:line="240"/>
+            </w:pPr>
+            <w:r>
+              <w:rPr>
+                <w:rFonts w:ascii="Consolas" w:cs="Consolas" w:eastAsia="Consolas" w:hAnsi="Consolas"/>
+                <w:sz w:val="16"/>
+                <w:szCs w:val="16"/>
+              </w:rPr>
               <w:t xml:space="preserve">    private static readonly object _candado = new();</w:t>
             </w:r>
           </w:p>
@@ -5958,6 +6010,123 @@
                 <w:sz w:val="16"/>
                 <w:szCs w:val="16"/>
               </w:rPr>
+              <w:t xml:space="preserve">    // Intentos fallidos por usuario (en minúsculas).</w:t>
+            </w:r>
+          </w:p>
+          <w:p>
+            <w:pPr>
+              <w:spacing w:after="0" w:line="240"/>
+            </w:pPr>
+            <w:r>
+              <w:rPr>
+                <w:rFonts w:ascii="Consolas" w:cs="Consolas" w:eastAsia="Consolas" w:hAnsi="Consolas"/>
+                <w:sz w:val="16"/>
+                <w:szCs w:val="16"/>
+              </w:rPr>
+              <w:t xml:space="preserve">    private readonly Dictionary&lt;string, ControlIntentos&gt; _intentos = new();</w:t>
+            </w:r>
+          </w:p>
+          <w:p>
+            <w:pPr>
+              <w:spacing w:after="0" w:line="240"/>
+            </w:pPr>
+            <w:r>
+              <w:rPr>
+                <w:rFonts w:ascii="Consolas" w:cs="Consolas" w:eastAsia="Consolas" w:hAnsi="Consolas"/>
+                <w:sz w:val="16"/>
+                <w:szCs w:val="16"/>
+              </w:rPr>
+              <w:t xml:space="preserve"> </w:t>
+            </w:r>
+          </w:p>
+          <w:p>
+            <w:pPr>
+              <w:spacing w:after="0" w:line="240"/>
+            </w:pPr>
+            <w:r>
+              <w:rPr>
+                <w:rFonts w:ascii="Consolas" w:cs="Consolas" w:eastAsia="Consolas" w:hAnsi="Consolas"/>
+                <w:sz w:val="16"/>
+                <w:szCs w:val="16"/>
+              </w:rPr>
+              <w:t xml:space="preserve">    private sealed class ControlIntentos</w:t>
+            </w:r>
+          </w:p>
+          <w:p>
+            <w:pPr>
+              <w:spacing w:after="0" w:line="240"/>
+            </w:pPr>
+            <w:r>
+              <w:rPr>
+                <w:rFonts w:ascii="Consolas" w:cs="Consolas" w:eastAsia="Consolas" w:hAnsi="Consolas"/>
+                <w:sz w:val="16"/>
+                <w:szCs w:val="16"/>
+              </w:rPr>
+              <w:t xml:space="preserve">    {</w:t>
+            </w:r>
+          </w:p>
+          <w:p>
+            <w:pPr>
+              <w:spacing w:after="0" w:line="240"/>
+            </w:pPr>
+            <w:r>
+              <w:rPr>
+                <w:rFonts w:ascii="Consolas" w:cs="Consolas" w:eastAsia="Consolas" w:hAnsi="Consolas"/>
+                <w:sz w:val="16"/>
+                <w:szCs w:val="16"/>
+              </w:rPr>
+              <w:t xml:space="preserve">        public int Fallidos { get; set; }</w:t>
+            </w:r>
+          </w:p>
+          <w:p>
+            <w:pPr>
+              <w:spacing w:after="0" w:line="240"/>
+            </w:pPr>
+            <w:r>
+              <w:rPr>
+                <w:rFonts w:ascii="Consolas" w:cs="Consolas" w:eastAsia="Consolas" w:hAnsi="Consolas"/>
+                <w:sz w:val="16"/>
+                <w:szCs w:val="16"/>
+              </w:rPr>
+              <w:t xml:space="preserve">        public DateTime? BloqueadoHasta { get; set; }</w:t>
+            </w:r>
+          </w:p>
+          <w:p>
+            <w:pPr>
+              <w:spacing w:after="0" w:line="240"/>
+            </w:pPr>
+            <w:r>
+              <w:rPr>
+                <w:rFonts w:ascii="Consolas" w:cs="Consolas" w:eastAsia="Consolas" w:hAnsi="Consolas"/>
+                <w:sz w:val="16"/>
+                <w:szCs w:val="16"/>
+              </w:rPr>
+              <w:t xml:space="preserve">    }</w:t>
+            </w:r>
+          </w:p>
+          <w:p>
+            <w:pPr>
+              <w:spacing w:after="0" w:line="240"/>
+            </w:pPr>
+            <w:r>
+              <w:rPr>
+                <w:rFonts w:ascii="Consolas" w:cs="Consolas" w:eastAsia="Consolas" w:hAnsi="Consolas"/>
+                <w:sz w:val="16"/>
+                <w:szCs w:val="16"/>
+              </w:rPr>
+              <w:t xml:space="preserve"> </w:t>
+            </w:r>
+          </w:p>
+          <w:p>
+            <w:pPr>
+              <w:spacing w:after="0" w:line="240"/>
+            </w:pPr>
+            <w:r>
+              <w:rPr>
+                <w:rFonts w:ascii="Consolas" w:cs="Consolas" w:eastAsia="Consolas" w:hAnsi="Consolas"/>
+                <w:sz w:val="16"/>
+                <w:szCs w:val="16"/>
+              </w:rPr>
               <w:t xml:space="preserve">    // Constructor privado: nadie fuera de la clase puede hacer "new Autenticador()".</w:t>
             </w:r>
           </w:p>
@@ -6166,6 +6335,19 @@
                 <w:sz w:val="16"/>
                 <w:szCs w:val="16"/>
               </w:rPr>
+              <w:t xml:space="preserve">    /// &lt;summary&gt;Devuelve true si las credenciales son correctas; si no, lanza el motivo.&lt;/summary&gt;</w:t>
+            </w:r>
+          </w:p>
+          <w:p>
+            <w:pPr>
+              <w:spacing w:after="0" w:line="240"/>
+            </w:pPr>
+            <w:r>
+              <w:rPr>
+                <w:rFonts w:ascii="Consolas" w:cs="Consolas" w:eastAsia="Consolas" w:hAnsi="Consolas"/>
+                <w:sz w:val="16"/>
+                <w:szCs w:val="16"/>
+              </w:rPr>
               <w:t xml:space="preserve">    public bool Validar(string? usuario, string? clave)</w:t>
             </w:r>
           </w:p>
@@ -6218,7 +6400,7 @@
                 <w:sz w:val="16"/>
                 <w:szCs w:val="16"/>
               </w:rPr>
-              <w:t xml:space="preserve">            return false;</w:t>
+              <w:t xml:space="preserve">            throw new ArgumentException("Ingrese usuario y clave.");</w:t>
             </w:r>
           </w:p>
           <w:p>
@@ -6322,6 +6504,162 @@
                 <w:sz w:val="16"/>
                 <w:szCs w:val="16"/>
               </w:rPr>
+              <w:t xml:space="preserve">        string llave = usuario.Trim().ToLowerInvariant();</w:t>
+            </w:r>
+          </w:p>
+          <w:p>
+            <w:pPr>
+              <w:spacing w:after="0" w:line="240"/>
+            </w:pPr>
+            <w:r>
+              <w:rPr>
+                <w:rFonts w:ascii="Consolas" w:cs="Consolas" w:eastAsia="Consolas" w:hAnsi="Consolas"/>
+                <w:sz w:val="16"/>
+                <w:szCs w:val="16"/>
+              </w:rPr>
+              <w:t xml:space="preserve">        lock (_intentos)</w:t>
+            </w:r>
+          </w:p>
+          <w:p>
+            <w:pPr>
+              <w:spacing w:after="0" w:line="240"/>
+            </w:pPr>
+            <w:r>
+              <w:rPr>
+                <w:rFonts w:ascii="Consolas" w:cs="Consolas" w:eastAsia="Consolas" w:hAnsi="Consolas"/>
+                <w:sz w:val="16"/>
+                <w:szCs w:val="16"/>
+              </w:rPr>
+              <w:t xml:space="preserve">        {</w:t>
+            </w:r>
+          </w:p>
+          <w:p>
+            <w:pPr>
+              <w:spacing w:after="0" w:line="240"/>
+            </w:pPr>
+            <w:r>
+              <w:rPr>
+                <w:rFonts w:ascii="Consolas" w:cs="Consolas" w:eastAsia="Consolas" w:hAnsi="Consolas"/>
+                <w:sz w:val="16"/>
+                <w:szCs w:val="16"/>
+              </w:rPr>
+              <w:t xml:space="preserve">            if (_intentos.TryGetValue(llave, out ControlIntentos? control)</w:t>
+            </w:r>
+          </w:p>
+          <w:p>
+            <w:pPr>
+              <w:spacing w:after="0" w:line="240"/>
+            </w:pPr>
+            <w:r>
+              <w:rPr>
+                <w:rFonts w:ascii="Consolas" w:cs="Consolas" w:eastAsia="Consolas" w:hAnsi="Consolas"/>
+                <w:sz w:val="16"/>
+                <w:szCs w:val="16"/>
+              </w:rPr>
+              <w:t xml:space="preserve">                &amp;&amp; control.BloqueadoHasta.HasValue &amp;&amp; control.BloqueadoHasta.Value &gt; DateTime.Now)</w:t>
+            </w:r>
+          </w:p>
+          <w:p>
+            <w:pPr>
+              <w:spacing w:after="0" w:line="240"/>
+            </w:pPr>
+            <w:r>
+              <w:rPr>
+                <w:rFonts w:ascii="Consolas" w:cs="Consolas" w:eastAsia="Consolas" w:hAnsi="Consolas"/>
+                <w:sz w:val="16"/>
+                <w:szCs w:val="16"/>
+              </w:rPr>
+              <w:t xml:space="preserve">            {</w:t>
+            </w:r>
+          </w:p>
+          <w:p>
+            <w:pPr>
+              <w:spacing w:after="0" w:line="240"/>
+            </w:pPr>
+            <w:r>
+              <w:rPr>
+                <w:rFonts w:ascii="Consolas" w:cs="Consolas" w:eastAsia="Consolas" w:hAnsi="Consolas"/>
+                <w:sz w:val="16"/>
+                <w:szCs w:val="16"/>
+              </w:rPr>
+              <w:t xml:space="preserve">                int segundos = (int)Math.Ceiling((control.BloqueadoHasta.Value - DateTime.Now).TotalSeconds);</w:t>
+            </w:r>
+          </w:p>
+          <w:p>
+            <w:pPr>
+              <w:spacing w:after="0" w:line="240"/>
+            </w:pPr>
+            <w:r>
+              <w:rPr>
+                <w:rFonts w:ascii="Consolas" w:cs="Consolas" w:eastAsia="Consolas" w:hAnsi="Consolas"/>
+                <w:sz w:val="16"/>
+                <w:szCs w:val="16"/>
+              </w:rPr>
+              <w:t xml:space="preserve">                throw new ReglaNegocioException(</w:t>
+            </w:r>
+          </w:p>
+          <w:p>
+            <w:pPr>
+              <w:spacing w:after="0" w:line="240"/>
+            </w:pPr>
+            <w:r>
+              <w:rPr>
+                <w:rFonts w:ascii="Consolas" w:cs="Consolas" w:eastAsia="Consolas" w:hAnsi="Consolas"/>
+                <w:sz w:val="16"/>
+                <w:szCs w:val="16"/>
+              </w:rPr>
+              <w:t xml:space="preserve">                    $"Usuario bloqueado por superar {IntentosMaximos} intentos. Intente de nuevo en {segundos} segundos.");</w:t>
+            </w:r>
+          </w:p>
+          <w:p>
+            <w:pPr>
+              <w:spacing w:after="0" w:line="240"/>
+            </w:pPr>
+            <w:r>
+              <w:rPr>
+                <w:rFonts w:ascii="Consolas" w:cs="Consolas" w:eastAsia="Consolas" w:hAnsi="Consolas"/>
+                <w:sz w:val="16"/>
+                <w:szCs w:val="16"/>
+              </w:rPr>
+              <w:t xml:space="preserve">            }</w:t>
+            </w:r>
+          </w:p>
+          <w:p>
+            <w:pPr>
+              <w:spacing w:after="0" w:line="240"/>
+            </w:pPr>
+            <w:r>
+              <w:rPr>
+                <w:rFonts w:ascii="Consolas" w:cs="Consolas" w:eastAsia="Consolas" w:hAnsi="Consolas"/>
+                <w:sz w:val="16"/>
+                <w:szCs w:val="16"/>
+              </w:rPr>
+              <w:t xml:space="preserve">        }</w:t>
+            </w:r>
+          </w:p>
+          <w:p>
+            <w:pPr>
+              <w:spacing w:after="0" w:line="240"/>
+            </w:pPr>
+            <w:r>
+              <w:rPr>
+                <w:rFonts w:ascii="Consolas" w:cs="Consolas" w:eastAsia="Consolas" w:hAnsi="Consolas"/>
+                <w:sz w:val="16"/>
+                <w:szCs w:val="16"/>
+              </w:rPr>
+              <w:t xml:space="preserve"> </w:t>
+            </w:r>
+          </w:p>
+          <w:p>
+            <w:pPr>
+              <w:spacing w:after="0" w:line="240"/>
+            </w:pPr>
+            <w:r>
+              <w:rPr>
+                <w:rFonts w:ascii="Consolas" w:cs="Consolas" w:eastAsia="Consolas" w:hAnsi="Consolas"/>
+                <w:sz w:val="16"/>
+                <w:szCs w:val="16"/>
+              </w:rPr>
               <w:t xml:space="preserve">        // El usuario no distingue mayúsculas; la clave sí.</w:t>
             </w:r>
           </w:p>
@@ -6335,7 +6673,7 @@
                 <w:sz w:val="16"/>
                 <w:szCs w:val="16"/>
               </w:rPr>
-              <w:t xml:space="preserve">        return string.Equals(usuario.Trim(), _usuarioValido, StringComparison.OrdinalIgnoreCase)</w:t>
+              <w:t xml:space="preserve">        bool correcto = string.Equals(usuario.Trim(), _usuarioValido, StringComparison.OrdinalIgnoreCase)</w:t>
             </w:r>
           </w:p>
           <w:p>
@@ -6470,7 +6808,7 @@
                 <w:sz w:val="16"/>
                 <w:szCs w:val="16"/>
               </w:rPr>
-              <w:t xml:space="preserve">  "Clave": "monster"</w:t>
+              <w:t xml:space="preserve">  "Clave": "monster69"</w:t>
             </w:r>
           </w:p>
           <w:p>
@@ -7210,7 +7548,7 @@
           <w:sz w:val="18"/>
           <w:szCs w:val="18"/>
         </w:rPr>
-        <w:t xml:space="preserve">Código 12. Controllers/AutenticacionController.cs: login con 200 o 401.</w:t>
+        <w:t xml:space="preserve">Código 12. Controllers/AutenticacionController.cs: login con 200, 400 (vacíos) o 401 (intentos restantes o bloqueo).</w:t>
       </w:r>
     </w:p>
     <w:tbl>
@@ -7282,6 +7620,19 @@
                 <w:sz w:val="16"/>
                 <w:szCs w:val="16"/>
               </w:rPr>
+              <w:t xml:space="preserve">[ProducesResponseType(typeof(ErrorServicio), StatusCodes.Status400BadRequest)]</w:t>
+            </w:r>
+          </w:p>
+          <w:p>
+            <w:pPr>
+              <w:spacing w:after="0" w:line="240"/>
+            </w:pPr>
+            <w:r>
+              <w:rPr>
+                <w:rFonts w:ascii="Consolas" w:cs="Consolas" w:eastAsia="Consolas" w:hAnsi="Consolas"/>
+                <w:sz w:val="16"/>
+                <w:szCs w:val="16"/>
+              </w:rPr>
               <w:t xml:space="preserve">[ProducesResponseType(typeof(ErrorServicio), StatusCodes.Status401Unauthorized)]</w:t>
             </w:r>
           </w:p>
@@ -7360,72 +7711,150 @@
                 <w:sz w:val="16"/>
                 <w:szCs w:val="16"/>
               </w:rPr>
-              <w:t xml:space="preserve">        if (Autenticador.Instancia.Validar(solicitud.Usuario, solicitud.Clave))</w:t>
-            </w:r>
-          </w:p>
-          <w:p>
-            <w:pPr>
-              <w:spacing w:after="0" w:line="240"/>
-            </w:pPr>
-            <w:r>
-              <w:rPr>
-                <w:rFonts w:ascii="Consolas" w:cs="Consolas" w:eastAsia="Consolas" w:hAnsi="Consolas"/>
-                <w:sz w:val="16"/>
-                <w:szCs w:val="16"/>
-              </w:rPr>
-              <w:t xml:space="preserve">        {</w:t>
-            </w:r>
-          </w:p>
-          <w:p>
-            <w:pPr>
-              <w:spacing w:after="0" w:line="240"/>
-            </w:pPr>
-            <w:r>
-              <w:rPr>
-                <w:rFonts w:ascii="Consolas" w:cs="Consolas" w:eastAsia="Consolas" w:hAnsi="Consolas"/>
-                <w:sz w:val="16"/>
-                <w:szCs w:val="16"/>
-              </w:rPr>
-              <w:t xml:space="preserve">            string usuario = solicitud.Usuario!.Trim();</w:t>
-            </w:r>
-          </w:p>
-          <w:p>
-            <w:pPr>
-              <w:spacing w:after="0" w:line="240"/>
-            </w:pPr>
-            <w:r>
-              <w:rPr>
-                <w:rFonts w:ascii="Consolas" w:cs="Consolas" w:eastAsia="Consolas" w:hAnsi="Consolas"/>
-                <w:sz w:val="16"/>
-                <w:szCs w:val="16"/>
-              </w:rPr>
-              <w:t xml:space="preserve">            return Ok(new RespuestaLogin(true, usuario, $"Bienvenido, {usuario}."));</w:t>
-            </w:r>
-          </w:p>
-          <w:p>
-            <w:pPr>
-              <w:spacing w:after="0" w:line="240"/>
-            </w:pPr>
-            <w:r>
-              <w:rPr>
-                <w:rFonts w:ascii="Consolas" w:cs="Consolas" w:eastAsia="Consolas" w:hAnsi="Consolas"/>
-                <w:sz w:val="16"/>
-                <w:szCs w:val="16"/>
-              </w:rPr>
-              <w:t xml:space="preserve">        }</w:t>
-            </w:r>
-          </w:p>
-          <w:p>
-            <w:pPr>
-              <w:spacing w:after="0" w:line="240"/>
-            </w:pPr>
-            <w:r>
-              <w:rPr>
-                <w:rFonts w:ascii="Consolas" w:cs="Consolas" w:eastAsia="Consolas" w:hAnsi="Consolas"/>
-                <w:sz w:val="16"/>
-                <w:szCs w:val="16"/>
-              </w:rPr>
-              <w:t xml:space="preserve">        return Unauthorized(new ErrorServicio("CREDENCIALES_INVALIDAS", "Usuario o clave incorrectos."));</w:t>
+              <w:t xml:space="preserve">        Autenticador.Instancia.Validar(solicitud.Usuario, solicitud.Clave);</w:t>
+            </w:r>
+          </w:p>
+          <w:p>
+            <w:pPr>
+              <w:spacing w:after="0" w:line="240"/>
+            </w:pPr>
+            <w:r>
+              <w:rPr>
+                <w:rFonts w:ascii="Consolas" w:cs="Consolas" w:eastAsia="Consolas" w:hAnsi="Consolas"/>
+                <w:sz w:val="16"/>
+                <w:szCs w:val="16"/>
+              </w:rPr>
+              <w:t xml:space="preserve">        string usuario = solicitud.Usuario!.Trim();</w:t>
+            </w:r>
+          </w:p>
+          <w:p>
+            <w:pPr>
+              <w:spacing w:after="0" w:line="240"/>
+            </w:pPr>
+            <w:r>
+              <w:rPr>
+                <w:rFonts w:ascii="Consolas" w:cs="Consolas" w:eastAsia="Consolas" w:hAnsi="Consolas"/>
+                <w:sz w:val="16"/>
+                <w:szCs w:val="16"/>
+              </w:rPr>
+              <w:t xml:space="preserve">        return Ok(new RespuestaLogin(true, usuario, $"Bienvenido, {usuario}."));</w:t>
+            </w:r>
+          </w:p>
+          <w:p>
+            <w:pPr>
+              <w:spacing w:after="0" w:line="240"/>
+            </w:pPr>
+            <w:r>
+              <w:rPr>
+                <w:rFonts w:ascii="Consolas" w:cs="Consolas" w:eastAsia="Consolas" w:hAnsi="Consolas"/>
+                <w:sz w:val="16"/>
+                <w:szCs w:val="16"/>
+              </w:rPr>
+              <w:t xml:space="preserve">    }</w:t>
+            </w:r>
+          </w:p>
+          <w:p>
+            <w:pPr>
+              <w:spacing w:after="0" w:line="240"/>
+            </w:pPr>
+            <w:r>
+              <w:rPr>
+                <w:rFonts w:ascii="Consolas" w:cs="Consolas" w:eastAsia="Consolas" w:hAnsi="Consolas"/>
+                <w:sz w:val="16"/>
+                <w:szCs w:val="16"/>
+              </w:rPr>
+              <w:t xml:space="preserve">    catch (ArgumentException ex)</w:t>
+            </w:r>
+          </w:p>
+          <w:p>
+            <w:pPr>
+              <w:spacing w:after="0" w:line="240"/>
+            </w:pPr>
+            <w:r>
+              <w:rPr>
+                <w:rFonts w:ascii="Consolas" w:cs="Consolas" w:eastAsia="Consolas" w:hAnsi="Consolas"/>
+                <w:sz w:val="16"/>
+                <w:szCs w:val="16"/>
+              </w:rPr>
+              <w:t xml:space="preserve">    {</w:t>
+            </w:r>
+          </w:p>
+          <w:p>
+            <w:pPr>
+              <w:spacing w:after="0" w:line="240"/>
+            </w:pPr>
+            <w:r>
+              <w:rPr>
+                <w:rFonts w:ascii="Consolas" w:cs="Consolas" w:eastAsia="Consolas" w:hAnsi="Consolas"/>
+                <w:sz w:val="16"/>
+                <w:szCs w:val="16"/>
+              </w:rPr>
+              <w:t xml:space="preserve">        return BadRequest(new ErrorServicio("VALOR_INVALIDO", ex.Message));</w:t>
+            </w:r>
+          </w:p>
+          <w:p>
+            <w:pPr>
+              <w:spacing w:after="0" w:line="240"/>
+            </w:pPr>
+            <w:r>
+              <w:rPr>
+                <w:rFonts w:ascii="Consolas" w:cs="Consolas" w:eastAsia="Consolas" w:hAnsi="Consolas"/>
+                <w:sz w:val="16"/>
+                <w:szCs w:val="16"/>
+              </w:rPr>
+              <w:t xml:space="preserve">    }</w:t>
+            </w:r>
+          </w:p>
+          <w:p>
+            <w:pPr>
+              <w:spacing w:after="0" w:line="240"/>
+            </w:pPr>
+            <w:r>
+              <w:rPr>
+                <w:rFonts w:ascii="Consolas" w:cs="Consolas" w:eastAsia="Consolas" w:hAnsi="Consolas"/>
+                <w:sz w:val="16"/>
+                <w:szCs w:val="16"/>
+              </w:rPr>
+              <w:t xml:space="preserve">    catch (ReglaNegocioException ex)</w:t>
+            </w:r>
+          </w:p>
+          <w:p>
+            <w:pPr>
+              <w:spacing w:after="0" w:line="240"/>
+            </w:pPr>
+            <w:r>
+              <w:rPr>
+                <w:rFonts w:ascii="Consolas" w:cs="Consolas" w:eastAsia="Consolas" w:hAnsi="Consolas"/>
+                <w:sz w:val="16"/>
+                <w:szCs w:val="16"/>
+              </w:rPr>
+              <w:t xml:space="preserve">    {</w:t>
+            </w:r>
+          </w:p>
+          <w:p>
+            <w:pPr>
+              <w:spacing w:after="0" w:line="240"/>
+            </w:pPr>
+            <w:r>
+              <w:rPr>
+                <w:rFonts w:ascii="Consolas" w:cs="Consolas" w:eastAsia="Consolas" w:hAnsi="Consolas"/>
+                <w:sz w:val="16"/>
+                <w:szCs w:val="16"/>
+              </w:rPr>
+              <w:t xml:space="preserve">        // Usuario o clave incorrectos (con los intentos restantes) o usuario bloqueado.</w:t>
+            </w:r>
+          </w:p>
+          <w:p>
+            <w:pPr>
+              <w:spacing w:after="0" w:line="240"/>
+            </w:pPr>
+            <w:r>
+              <w:rPr>
+                <w:rFonts w:ascii="Consolas" w:cs="Consolas" w:eastAsia="Consolas" w:hAnsi="Consolas"/>
+                <w:sz w:val="16"/>
+                <w:szCs w:val="16"/>
+              </w:rPr>
+              <w:t xml:space="preserve">        return Unauthorized(new ErrorServicio("REGLA_NEGOCIO", ex.Message));</w:t>
             </w:r>
           </w:p>
           <w:p>
@@ -7983,7 +8412,7 @@
       <w:r>
         <w:drawing>
           <wp:inline distT="0" distB="0" distL="0" distR="0">
-            <wp:extent cx="4200525" cy="6096000"/>
+            <wp:extent cx="4162425" cy="6096000"/>
             <wp:effectExtent t="0" r="0" b="0" l="0"/>
             <wp:docPr id="3" name="01_swagger.png" descr="Swagger UI: los 17 recursos del API agrupados por controlador." title="Swagger UI: los 17 recursos del API agrupados por controlador."/>
             <wp:cNvGraphicFramePr>
@@ -8008,7 +8437,7 @@
                   <pic:spPr bwMode="auto">
                     <a:xfrm>
                       <a:off x="0" y="0"/>
-                      <a:ext cx="4200525" cy="6096000"/>
+                      <a:ext cx="4162425" cy="6096000"/>
                     </a:xfrm>
                     <a:prstGeom prst="rect">
                       <a:avLst/>
@@ -8046,9 +8475,9 @@
       <w:r>
         <w:drawing>
           <wp:inline distT="0" distB="0" distL="0" distR="0">
-            <wp:extent cx="3743325" cy="6096000"/>
+            <wp:extent cx="3371850" cy="6096000"/>
             <wp:effectExtent t="0" r="0" b="0" l="0"/>
-            <wp:docPr id="4" name="03_login_200.png" descr="POST /api/autenticacion/login con monster / monster: HTTP 200." title="POST /api/autenticacion/login con monster / monster: HTTP 200."/>
+            <wp:docPr id="4" name="03_login_200.png" descr="POST /api/autenticacion/login con monster / monster69: HTTP 200." title="POST /api/autenticacion/login con monster / monster69: HTTP 200."/>
             <wp:cNvGraphicFramePr>
               <a:graphicFrameLocks xmlns:a="http://schemas.openxmlformats.org/drawingml/2006/main" noChangeAspect="1"/>
             </wp:cNvGraphicFramePr>
@@ -8071,7 +8500,7 @@
                   <pic:spPr bwMode="auto">
                     <a:xfrm>
                       <a:off x="0" y="0"/>
-                      <a:ext cx="3743325" cy="6096000"/>
+                      <a:ext cx="3371850" cy="6096000"/>
                     </a:xfrm>
                     <a:prstGeom prst="rect">
                       <a:avLst/>
@@ -8097,7 +8526,7 @@
           <w:sz w:val="18"/>
           <w:szCs w:val="18"/>
         </w:rPr>
-        <w:t xml:space="preserve">Figura 4. POST /api/autenticacion/login con monster / monster: HTTP 200.</w:t>
+        <w:t xml:space="preserve">Figura 4. POST /api/autenticacion/login con monster / monster69: HTTP 200.</w:t>
       </w:r>
     </w:p>
     <w:p>
@@ -8471,7 +8900,7 @@
         <w:spacing w:after="40" w:line="264"/>
       </w:pPr>
       <w:r>
-        <w:t xml:space="preserve">Crear las carpetas Modelo, Servicio, Vista y Controlador.</w:t>
+        <w:t xml:space="preserve">Crear las carpetas ec/edu/monster/modelo, servicio, controlador y vista (namespaces ec.edu.monster.*), como el proyecto de referencia del GR05.</w:t>
       </w:r>
     </w:p>
     <w:p>
@@ -8488,7 +8917,7 @@
         <w:jc w:val="both"/>
       </w:pPr>
       <w:r>
-        <w:t xml:space="preserve">ClienteConversion es un Singleton que crea un solo HttpClient con la URL base de App.config. El login envía un POST con JSON y un 401 significa credenciales incorrectas; las conversiones son GET. Si la respuesta no es 2xx, se lee el ErrorServicio y se muestra su mensaje.</w:t>
+        <w:t xml:space="preserve">Los objetos JSON están en modelo/Dtos.cs con solo get/set. ClienteConversion es un Singleton que crea un solo HttpClient con la URL base de App.config. El login envía un POST con JSON; si el servidor responde 401 (clave incorrecta con los intentos restantes, o usuario bloqueado) se muestra su mensaje. Las conversiones son GET. El cliente no cuenta intentos ni valida rangos: todo eso lo hace el servidor.</w:t>
       </w:r>
     </w:p>
     <w:p>
@@ -8504,7 +8933,7 @@
           <w:sz w:val="18"/>
           <w:szCs w:val="18"/>
         </w:rPr>
-        <w:t xml:space="preserve">Código 16. Servicio/ClienteConversion.cs: implementación del Singleton.</w:t>
+        <w:t xml:space="preserve">Código 16. servicio/ClienteConversion.cs: implementación del Singleton.</w:t>
       </w:r>
     </w:p>
     <w:tbl>
@@ -8951,7 +9380,7 @@
           <w:sz w:val="18"/>
           <w:szCs w:val="18"/>
         </w:rPr>
-        <w:t xml:space="preserve">Código 17. Servicio/ClienteConversion.cs: login (POST) y conversión (GET).</w:t>
+        <w:t xml:space="preserve">Código 17. servicio/ClienteConversion.cs: login (POST) y conversión (GET).</w:t>
       </w:r>
     </w:p>
     <w:tbl>
@@ -8997,7 +9426,7 @@
                 <w:sz w:val="16"/>
                 <w:szCs w:val="16"/>
               </w:rPr>
-              <w:t xml:space="preserve">public bool Login(string usuario, string clave)</w:t>
+              <w:t xml:space="preserve">public RespuestaLogin Login(string usuario, string clave)</w:t>
             </w:r>
           </w:p>
           <w:p>
@@ -9075,59 +9504,7 @@
                 <w:sz w:val="16"/>
                 <w:szCs w:val="16"/>
               </w:rPr>
-              <w:t xml:space="preserve">        if (respuesta.StatusCode == HttpStatusCode.Unauthorized)</w:t>
-            </w:r>
-          </w:p>
-          <w:p>
-            <w:pPr>
-              <w:spacing w:after="0" w:line="240"/>
-            </w:pPr>
-            <w:r>
-              <w:rPr>
-                <w:rFonts w:ascii="Consolas" w:cs="Consolas" w:eastAsia="Consolas" w:hAnsi="Consolas"/>
-                <w:sz w:val="16"/>
-                <w:szCs w:val="16"/>
-              </w:rPr>
-              <w:t xml:space="preserve">        {</w:t>
-            </w:r>
-          </w:p>
-          <w:p>
-            <w:pPr>
-              <w:spacing w:after="0" w:line="240"/>
-            </w:pPr>
-            <w:r>
-              <w:rPr>
-                <w:rFonts w:ascii="Consolas" w:cs="Consolas" w:eastAsia="Consolas" w:hAnsi="Consolas"/>
-                <w:sz w:val="16"/>
-                <w:szCs w:val="16"/>
-              </w:rPr>
-              <w:t xml:space="preserve">            return false;</w:t>
-            </w:r>
-          </w:p>
-          <w:p>
-            <w:pPr>
-              <w:spacing w:after="0" w:line="240"/>
-            </w:pPr>
-            <w:r>
-              <w:rPr>
-                <w:rFonts w:ascii="Consolas" w:cs="Consolas" w:eastAsia="Consolas" w:hAnsi="Consolas"/>
-                <w:sz w:val="16"/>
-                <w:szCs w:val="16"/>
-              </w:rPr>
-              <w:t xml:space="preserve">        }</w:t>
-            </w:r>
-          </w:p>
-          <w:p>
-            <w:pPr>
-              <w:spacing w:after="0" w:line="240"/>
-            </w:pPr>
-            <w:r>
-              <w:rPr>
-                <w:rFonts w:ascii="Consolas" w:cs="Consolas" w:eastAsia="Consolas" w:hAnsi="Consolas"/>
-                <w:sz w:val="16"/>
-                <w:szCs w:val="16"/>
-              </w:rPr>
-              <w:t xml:space="preserve">        return Leer&lt;RespuestaLogin&gt;(respuesta).Autenticado;</w:t>
+              <w:t xml:space="preserve">        return Leer&lt;RespuestaLogin&gt;(respuesta);</w:t>
             </w:r>
           </w:p>
           <w:p>
@@ -9307,7 +9684,7 @@
           <w:sz w:val="18"/>
           <w:szCs w:val="18"/>
         </w:rPr>
-        <w:t xml:space="preserve">Código 18. Servicio/ClienteConversion.cs: lectura del JSON o del ErrorServicio (fragmento).</w:t>
+        <w:t xml:space="preserve">Código 18. servicio/ClienteConversion.cs: lectura del JSON o del ErrorServicio (fragmento).</w:t>
       </w:r>
     </w:p>
     <w:tbl>
@@ -9509,7 +9886,7 @@
                 <w:sz w:val="16"/>
                 <w:szCs w:val="16"/>
               </w:rPr>
-              <w:t xml:space="preserve">            throw new ErrorConversionException(error.Mensaje);</w:t>
+              <w:t xml:space="preserve">            throw new ErrorServicioException(error.Mensaje);</w:t>
             </w:r>
           </w:p>
           <w:p>
@@ -9644,7 +10021,7 @@
                 <w:sz w:val="16"/>
                 <w:szCs w:val="16"/>
               </w:rPr>
-              <w:t xml:space="preserve">  &lt;add key="UrlServidor" value="http://localhost:8086" /&gt;</w:t>
+              <w:t xml:space="preserve">  &lt;add key="UrlServidor" value="http://192.168.100.3:8086" /&gt;</w:t>
             </w:r>
           </w:p>
           <w:p>
@@ -9673,16 +10050,7 @@
         <w:pStyle w:val="Heading3"/>
       </w:pPr>
       <w:r>
-        <w:t xml:space="preserve">5.2.3 Paso 3: Catálogo de conversiones (Modelo)</w:t>
-      </w:r>
-    </w:p>
-    <w:p>
-      <w:pPr>
-        <w:spacing w:after="120" w:line="300"/>
-        <w:jc w:val="both"/>
-      </w:pPr>
-      <w:r>
-        <w:t xml:space="preserve">Cada conversión guarda la ruta del recurso REST que la resuelve; agregar una conversión es agregar una línea.</w:t>
+        <w:t xml:space="preserve">5.2.3 Paso 3: Controlador que solo pasa las llamadas</w:t>
       </w:r>
     </w:p>
     <w:p>
@@ -9698,7 +10066,7 @@
           <w:sz w:val="18"/>
           <w:szCs w:val="18"/>
         </w:rPr>
-        <w:t xml:space="preserve">Código 20. Modelo/CatalogoConversiones.cs: las 16 conversiones con su ruta REST.</w:t>
+        <w:t xml:space="preserve">Código 20. controlador/ControladorConsola.cs.</w:t>
       </w:r>
     </w:p>
     <w:tbl>
@@ -9744,72 +10112,33 @@
                 <w:sz w:val="16"/>
                 <w:szCs w:val="16"/>
               </w:rPr>
-              <w:t xml:space="preserve">new Conversion(Categoria.Temperatura, "Celsius", "°C", "Fahrenheit", "°F", "temperatura/celsiusAFahrenheit"),</w:t>
-            </w:r>
-          </w:p>
-          <w:p>
-            <w:pPr>
-              <w:spacing w:after="0" w:line="240"/>
-            </w:pPr>
-            <w:r>
-              <w:rPr>
-                <w:rFonts w:ascii="Consolas" w:cs="Consolas" w:eastAsia="Consolas" w:hAnsi="Consolas"/>
-                <w:sz w:val="16"/>
-                <w:szCs w:val="16"/>
-              </w:rPr>
-              <w:t xml:space="preserve">new Conversion(Categoria.Temperatura, "Fahrenheit", "°F", "Celsius", "°C", "temperatura/fahrenheitACelsius"),</w:t>
-            </w:r>
-          </w:p>
-          <w:p>
-            <w:pPr>
-              <w:spacing w:after="0" w:line="240"/>
-            </w:pPr>
-            <w:r>
-              <w:rPr>
-                <w:rFonts w:ascii="Consolas" w:cs="Consolas" w:eastAsia="Consolas" w:hAnsi="Consolas"/>
-                <w:sz w:val="16"/>
-                <w:szCs w:val="16"/>
-              </w:rPr>
-              <w:t xml:space="preserve">new Conversion(Categoria.Temperatura, "Celsius", "°C", "Kelvin", "K", "temperatura/celsiusAKelvin"),</w:t>
-            </w:r>
-          </w:p>
-          <w:p>
-            <w:pPr>
-              <w:spacing w:after="0" w:line="240"/>
-            </w:pPr>
-            <w:r>
-              <w:rPr>
-                <w:rFonts w:ascii="Consolas" w:cs="Consolas" w:eastAsia="Consolas" w:hAnsi="Consolas"/>
-                <w:sz w:val="16"/>
-                <w:szCs w:val="16"/>
-              </w:rPr>
-              <w:t xml:space="preserve">new Conversion(Categoria.Temperatura, "Kelvin", "K", "Celsius", "°C", "temperatura/kelvinACelsius"),</w:t>
-            </w:r>
-          </w:p>
-          <w:p>
-            <w:pPr>
-              <w:spacing w:after="0" w:line="240"/>
-            </w:pPr>
-            <w:r>
-              <w:rPr>
-                <w:rFonts w:ascii="Consolas" w:cs="Consolas" w:eastAsia="Consolas" w:hAnsi="Consolas"/>
-                <w:sz w:val="16"/>
-                <w:szCs w:val="16"/>
-              </w:rPr>
-              <w:t xml:space="preserve">new Conversion(Categoria.Temperatura, "Fahrenheit", "°F", "Kelvin", "K", "temperatura/fahrenheitAKelvin"),</w:t>
-            </w:r>
-          </w:p>
-          <w:p>
-            <w:pPr>
-              <w:spacing w:after="0" w:line="240"/>
-            </w:pPr>
-            <w:r>
-              <w:rPr>
-                <w:rFonts w:ascii="Consolas" w:cs="Consolas" w:eastAsia="Consolas" w:hAnsi="Consolas"/>
-                <w:sz w:val="16"/>
-                <w:szCs w:val="16"/>
-              </w:rPr>
-              <w:t xml:space="preserve">new Conversion(Categoria.Temperatura, "Kelvin", "K", "Fahrenheit", "°F", "temperatura/kelvinAFahrenheit"),</w:t>
+              <w:t xml:space="preserve">public class ControladorConsola</w:t>
+            </w:r>
+          </w:p>
+          <w:p>
+            <w:pPr>
+              <w:spacing w:after="0" w:line="240"/>
+            </w:pPr>
+            <w:r>
+              <w:rPr>
+                <w:rFonts w:ascii="Consolas" w:cs="Consolas" w:eastAsia="Consolas" w:hAnsi="Consolas"/>
+                <w:sz w:val="16"/>
+                <w:szCs w:val="16"/>
+              </w:rPr>
+              <w:t xml:space="preserve">{</w:t>
+            </w:r>
+          </w:p>
+          <w:p>
+            <w:pPr>
+              <w:spacing w:after="0" w:line="240"/>
+            </w:pPr>
+            <w:r>
+              <w:rPr>
+                <w:rFonts w:ascii="Consolas" w:cs="Consolas" w:eastAsia="Consolas" w:hAnsi="Consolas"/>
+                <w:sz w:val="16"/>
+                <w:szCs w:val="16"/>
+              </w:rPr>
+              <w:t xml:space="preserve">    private readonly ClienteConversion _servicio = ClienteConversion.Instancia;</w:t>
             </w:r>
           </w:p>
           <w:p>
@@ -9835,72 +10164,7 @@
                 <w:sz w:val="16"/>
                 <w:szCs w:val="16"/>
               </w:rPr>
-              <w:t xml:space="preserve">new Conversion(Categoria.Longitud, "Metros", "m", "Pies", "ft", "longitud/metrosAPies"),</w:t>
-            </w:r>
-          </w:p>
-          <w:p>
-            <w:pPr>
-              <w:spacing w:after="0" w:line="240"/>
-            </w:pPr>
-            <w:r>
-              <w:rPr>
-                <w:rFonts w:ascii="Consolas" w:cs="Consolas" w:eastAsia="Consolas" w:hAnsi="Consolas"/>
-                <w:sz w:val="16"/>
-                <w:szCs w:val="16"/>
-              </w:rPr>
-              <w:t xml:space="preserve">new Conversion(Categoria.Longitud, "Pies", "ft", "Metros", "m", "longitud/piesAMetros"),</w:t>
-            </w:r>
-          </w:p>
-          <w:p>
-            <w:pPr>
-              <w:spacing w:after="0" w:line="240"/>
-            </w:pPr>
-            <w:r>
-              <w:rPr>
-                <w:rFonts w:ascii="Consolas" w:cs="Consolas" w:eastAsia="Consolas" w:hAnsi="Consolas"/>
-                <w:sz w:val="16"/>
-                <w:szCs w:val="16"/>
-              </w:rPr>
-              <w:t xml:space="preserve">new Conversion(Categoria.Longitud, "Metros", "m", "Pulgadas", "in", "longitud/metrosAPulgadas"),</w:t>
-            </w:r>
-          </w:p>
-          <w:p>
-            <w:pPr>
-              <w:spacing w:after="0" w:line="240"/>
-            </w:pPr>
-            <w:r>
-              <w:rPr>
-                <w:rFonts w:ascii="Consolas" w:cs="Consolas" w:eastAsia="Consolas" w:hAnsi="Consolas"/>
-                <w:sz w:val="16"/>
-                <w:szCs w:val="16"/>
-              </w:rPr>
-              <w:t xml:space="preserve">new Conversion(Categoria.Longitud, "Pulgadas", "in", "Metros", "m", "longitud/pulgadasAMetros"),</w:t>
-            </w:r>
-          </w:p>
-          <w:p>
-            <w:pPr>
-              <w:spacing w:after="0" w:line="240"/>
-            </w:pPr>
-            <w:r>
-              <w:rPr>
-                <w:rFonts w:ascii="Consolas" w:cs="Consolas" w:eastAsia="Consolas" w:hAnsi="Consolas"/>
-                <w:sz w:val="16"/>
-                <w:szCs w:val="16"/>
-              </w:rPr>
-              <w:t xml:space="preserve">new Conversion(Categoria.Longitud, "Kilómetros", "km", "Millas", "mi", "longitud/kilometrosAMillas"),</w:t>
-            </w:r>
-          </w:p>
-          <w:p>
-            <w:pPr>
-              <w:spacing w:after="0" w:line="240"/>
-            </w:pPr>
-            <w:r>
-              <w:rPr>
-                <w:rFonts w:ascii="Consolas" w:cs="Consolas" w:eastAsia="Consolas" w:hAnsi="Consolas"/>
-                <w:sz w:val="16"/>
-                <w:szCs w:val="16"/>
-              </w:rPr>
-              <w:t xml:space="preserve">new Conversion(Categoria.Longitud, "Millas", "mi", "Kilómetros", "km", "longitud/millasAKilometros"),</w:t>
+              <w:t xml:space="preserve">    public string UrlServidor =&gt; _servicio.UrlServidor;</w:t>
             </w:r>
           </w:p>
           <w:p>
@@ -9926,46 +10190,437 @@
                 <w:sz w:val="16"/>
                 <w:szCs w:val="16"/>
               </w:rPr>
-              <w:t xml:space="preserve">new Conversion(Categoria.Masa, "Kilogramos", "kg", "Libras", "lb", "masa/kilogramosALibras"),</w:t>
-            </w:r>
-          </w:p>
-          <w:p>
-            <w:pPr>
-              <w:spacing w:after="0" w:line="240"/>
-            </w:pPr>
-            <w:r>
-              <w:rPr>
-                <w:rFonts w:ascii="Consolas" w:cs="Consolas" w:eastAsia="Consolas" w:hAnsi="Consolas"/>
-                <w:sz w:val="16"/>
-                <w:szCs w:val="16"/>
-              </w:rPr>
-              <w:t xml:space="preserve">new Conversion(Categoria.Masa, "Libras", "lb", "Kilogramos", "kg", "masa/librasAKilogramos"),</w:t>
-            </w:r>
-          </w:p>
-          <w:p>
-            <w:pPr>
-              <w:spacing w:after="0" w:line="240"/>
-            </w:pPr>
-            <w:r>
-              <w:rPr>
-                <w:rFonts w:ascii="Consolas" w:cs="Consolas" w:eastAsia="Consolas" w:hAnsi="Consolas"/>
-                <w:sz w:val="16"/>
-                <w:szCs w:val="16"/>
-              </w:rPr>
-              <w:t xml:space="preserve">new Conversion(Categoria.Masa, "Gramos", "g", "Onzas", "oz", "masa/gramosAOnzas"),</w:t>
-            </w:r>
-          </w:p>
-          <w:p>
-            <w:pPr>
-              <w:spacing w:after="0" w:line="240"/>
-            </w:pPr>
-            <w:r>
-              <w:rPr>
-                <w:rFonts w:ascii="Consolas" w:cs="Consolas" w:eastAsia="Consolas" w:hAnsi="Consolas"/>
-                <w:sz w:val="16"/>
-                <w:szCs w:val="16"/>
-              </w:rPr>
-              <w:t xml:space="preserve">new Conversion(Categoria.Masa, "Onzas", "oz", "Gramos", "g", "masa/onzasAGramos"),</w:t>
+              <w:t xml:space="preserve">    public string Usuario { get; private set; }</w:t>
+            </w:r>
+          </w:p>
+          <w:p>
+            <w:pPr>
+              <w:spacing w:after="0" w:line="240"/>
+            </w:pPr>
+            <w:r>
+              <w:rPr>
+                <w:rFonts w:ascii="Consolas" w:cs="Consolas" w:eastAsia="Consolas" w:hAnsi="Consolas"/>
+                <w:sz w:val="16"/>
+                <w:szCs w:val="16"/>
+              </w:rPr>
+              <w:t xml:space="preserve"> </w:t>
+            </w:r>
+          </w:p>
+          <w:p>
+            <w:pPr>
+              <w:spacing w:after="0" w:line="240"/>
+            </w:pPr>
+            <w:r>
+              <w:rPr>
+                <w:rFonts w:ascii="Consolas" w:cs="Consolas" w:eastAsia="Consolas" w:hAnsi="Consolas"/>
+                <w:sz w:val="16"/>
+                <w:szCs w:val="16"/>
+              </w:rPr>
+              <w:t xml:space="preserve">    public void IniciarSesion(string usuario, string clave)</w:t>
+            </w:r>
+          </w:p>
+          <w:p>
+            <w:pPr>
+              <w:spacing w:after="0" w:line="240"/>
+            </w:pPr>
+            <w:r>
+              <w:rPr>
+                <w:rFonts w:ascii="Consolas" w:cs="Consolas" w:eastAsia="Consolas" w:hAnsi="Consolas"/>
+                <w:sz w:val="16"/>
+                <w:szCs w:val="16"/>
+              </w:rPr>
+              <w:t xml:space="preserve">    {</w:t>
+            </w:r>
+          </w:p>
+          <w:p>
+            <w:pPr>
+              <w:spacing w:after="0" w:line="240"/>
+            </w:pPr>
+            <w:r>
+              <w:rPr>
+                <w:rFonts w:ascii="Consolas" w:cs="Consolas" w:eastAsia="Consolas" w:hAnsi="Consolas"/>
+                <w:sz w:val="16"/>
+                <w:szCs w:val="16"/>
+              </w:rPr>
+              <w:t xml:space="preserve">        _servicio.Login(usuario, clave);   // si no es correcto, llega el mensaje del servidor como excepción</w:t>
+            </w:r>
+          </w:p>
+          <w:p>
+            <w:pPr>
+              <w:spacing w:after="0" w:line="240"/>
+            </w:pPr>
+            <w:r>
+              <w:rPr>
+                <w:rFonts w:ascii="Consolas" w:cs="Consolas" w:eastAsia="Consolas" w:hAnsi="Consolas"/>
+                <w:sz w:val="16"/>
+                <w:szCs w:val="16"/>
+              </w:rPr>
+              <w:t xml:space="preserve">        Usuario = usuario.Trim();</w:t>
+            </w:r>
+          </w:p>
+          <w:p>
+            <w:pPr>
+              <w:spacing w:after="0" w:line="240"/>
+            </w:pPr>
+            <w:r>
+              <w:rPr>
+                <w:rFonts w:ascii="Consolas" w:cs="Consolas" w:eastAsia="Consolas" w:hAnsi="Consolas"/>
+                <w:sz w:val="16"/>
+                <w:szCs w:val="16"/>
+              </w:rPr>
+              <w:t xml:space="preserve">    }</w:t>
+            </w:r>
+          </w:p>
+          <w:p>
+            <w:pPr>
+              <w:spacing w:after="0" w:line="240"/>
+            </w:pPr>
+            <w:r>
+              <w:rPr>
+                <w:rFonts w:ascii="Consolas" w:cs="Consolas" w:eastAsia="Consolas" w:hAnsi="Consolas"/>
+                <w:sz w:val="16"/>
+                <w:szCs w:val="16"/>
+              </w:rPr>
+              <w:t xml:space="preserve"> </w:t>
+            </w:r>
+          </w:p>
+          <w:p>
+            <w:pPr>
+              <w:spacing w:after="0" w:line="240"/>
+            </w:pPr>
+            <w:r>
+              <w:rPr>
+                <w:rFonts w:ascii="Consolas" w:cs="Consolas" w:eastAsia="Consolas" w:hAnsi="Consolas"/>
+                <w:sz w:val="16"/>
+                <w:szCs w:val="16"/>
+              </w:rPr>
+              <w:t xml:space="preserve">    public void CerrarSesion() =&gt; Usuario = null;</w:t>
+            </w:r>
+          </w:p>
+          <w:p>
+            <w:pPr>
+              <w:spacing w:after="0" w:line="240"/>
+            </w:pPr>
+            <w:r>
+              <w:rPr>
+                <w:rFonts w:ascii="Consolas" w:cs="Consolas" w:eastAsia="Consolas" w:hAnsi="Consolas"/>
+                <w:sz w:val="16"/>
+                <w:szCs w:val="16"/>
+              </w:rPr>
+              <w:t xml:space="preserve"> </w:t>
+            </w:r>
+          </w:p>
+          <w:p>
+            <w:pPr>
+              <w:spacing w:after="0" w:line="240"/>
+            </w:pPr>
+            <w:r>
+              <w:rPr>
+                <w:rFonts w:ascii="Consolas" w:cs="Consolas" w:eastAsia="Consolas" w:hAnsi="Consolas"/>
+                <w:sz w:val="16"/>
+                <w:szCs w:val="16"/>
+              </w:rPr>
+              <w:t xml:space="preserve">    public double Convertir(Conversion conversion, double valor) =&gt; _servicio.Convertir(conversion.Ruta, valor);</w:t>
+            </w:r>
+          </w:p>
+        </w:tc>
+      </w:tr>
+    </w:tbl>
+    <w:p>
+      <w:pPr>
+        <w:spacing w:after="120"/>
+      </w:pPr>
+    </w:p>
+    <w:p>
+      <w:pPr>
+        <w:spacing w:after="120" w:line="300"/>
+        <w:jc w:val="both"/>
+      </w:pPr>
+      <w:r>
+        <w:t xml:space="preserve">Las opciones del menú están en vista/CatalogoConversiones.cs: cada una guarda la ruta del recurso REST que la resuelve.</w:t>
+      </w:r>
+    </w:p>
+    <w:p>
+      <w:pPr>
+        <w:keepNext/>
+        <w:spacing w:after="60" w:before="120"/>
+      </w:pPr>
+      <w:r>
+        <w:rPr>
+          <w:b/>
+          <w:bCs/>
+          <w:color w:val="004A38"/>
+          <w:sz w:val="18"/>
+          <w:szCs w:val="18"/>
+        </w:rPr>
+        <w:t xml:space="preserve">Código 21. vista/CatalogoConversiones.cs: las 16 opciones con su ruta REST.</w:t>
+      </w:r>
+    </w:p>
+    <w:tbl>
+      <w:tblPr>
+        <w:tblW w:type="dxa" w:w="9026"/>
+        <w:tblBorders>
+          <w:top w:val="single" w:color="auto" w:sz="4"/>
+          <w:left w:val="single" w:color="auto" w:sz="4"/>
+          <w:bottom w:val="single" w:color="auto" w:sz="4"/>
+          <w:right w:val="single" w:color="auto" w:sz="4"/>
+          <w:insideH w:val="single" w:color="auto" w:sz="4"/>
+          <w:insideV w:val="single" w:color="auto" w:sz="4"/>
+        </w:tblBorders>
+      </w:tblPr>
+      <w:tblGrid>
+        <w:gridCol w:w="9026"/>
+      </w:tblGrid>
+      <w:tr>
+        <w:tc>
+          <w:tcPr>
+            <w:tcW w:type="dxa" w:w="9026"/>
+            <w:tcBorders>
+              <w:top w:val="single" w:color="C9D3D0" w:sz="4"/>
+              <w:left w:val="single" w:color="C9D3D0" w:sz="4"/>
+              <w:bottom w:val="single" w:color="C9D3D0" w:sz="4"/>
+              <w:right w:val="single" w:color="C9D3D0" w:sz="4"/>
+            </w:tcBorders>
+            <w:shd w:fill="F6F8F7" w:color="auto" w:val="clear"/>
+            <w:tcMar>
+              <w:top w:type="dxa" w:w="100"/>
+              <w:left w:type="dxa" w:w="140"/>
+              <w:bottom w:type="dxa" w:w="100"/>
+              <w:right w:type="dxa" w:w="140"/>
+            </w:tcMar>
+          </w:tcPr>
+          <w:p>
+            <w:pPr>
+              <w:spacing w:after="0" w:line="240"/>
+            </w:pPr>
+            <w:r>
+              <w:rPr>
+                <w:rFonts w:ascii="Consolas" w:cs="Consolas" w:eastAsia="Consolas" w:hAnsi="Consolas"/>
+                <w:sz w:val="16"/>
+                <w:szCs w:val="16"/>
+              </w:rPr>
+              <w:t xml:space="preserve">Nueva(Categoria.Temperatura, "temperatura/celsiusAFahrenheit", "Celsius", "°C", "Fahrenheit", "°F"),</w:t>
+            </w:r>
+          </w:p>
+          <w:p>
+            <w:pPr>
+              <w:spacing w:after="0" w:line="240"/>
+            </w:pPr>
+            <w:r>
+              <w:rPr>
+                <w:rFonts w:ascii="Consolas" w:cs="Consolas" w:eastAsia="Consolas" w:hAnsi="Consolas"/>
+                <w:sz w:val="16"/>
+                <w:szCs w:val="16"/>
+              </w:rPr>
+              <w:t xml:space="preserve">Nueva(Categoria.Temperatura, "temperatura/fahrenheitACelsius", "Fahrenheit", "°F", "Celsius", "°C"),</w:t>
+            </w:r>
+          </w:p>
+          <w:p>
+            <w:pPr>
+              <w:spacing w:after="0" w:line="240"/>
+            </w:pPr>
+            <w:r>
+              <w:rPr>
+                <w:rFonts w:ascii="Consolas" w:cs="Consolas" w:eastAsia="Consolas" w:hAnsi="Consolas"/>
+                <w:sz w:val="16"/>
+                <w:szCs w:val="16"/>
+              </w:rPr>
+              <w:t xml:space="preserve">Nueva(Categoria.Temperatura, "temperatura/celsiusAKelvin", "Celsius", "°C", "Kelvin", "K"),</w:t>
+            </w:r>
+          </w:p>
+          <w:p>
+            <w:pPr>
+              <w:spacing w:after="0" w:line="240"/>
+            </w:pPr>
+            <w:r>
+              <w:rPr>
+                <w:rFonts w:ascii="Consolas" w:cs="Consolas" w:eastAsia="Consolas" w:hAnsi="Consolas"/>
+                <w:sz w:val="16"/>
+                <w:szCs w:val="16"/>
+              </w:rPr>
+              <w:t xml:space="preserve">Nueva(Categoria.Temperatura, "temperatura/kelvinACelsius", "Kelvin", "K", "Celsius", "°C"),</w:t>
+            </w:r>
+          </w:p>
+          <w:p>
+            <w:pPr>
+              <w:spacing w:after="0" w:line="240"/>
+            </w:pPr>
+            <w:r>
+              <w:rPr>
+                <w:rFonts w:ascii="Consolas" w:cs="Consolas" w:eastAsia="Consolas" w:hAnsi="Consolas"/>
+                <w:sz w:val="16"/>
+                <w:szCs w:val="16"/>
+              </w:rPr>
+              <w:t xml:space="preserve">Nueva(Categoria.Temperatura, "temperatura/fahrenheitAKelvin", "Fahrenheit", "°F", "Kelvin", "K"),</w:t>
+            </w:r>
+          </w:p>
+          <w:p>
+            <w:pPr>
+              <w:spacing w:after="0" w:line="240"/>
+            </w:pPr>
+            <w:r>
+              <w:rPr>
+                <w:rFonts w:ascii="Consolas" w:cs="Consolas" w:eastAsia="Consolas" w:hAnsi="Consolas"/>
+                <w:sz w:val="16"/>
+                <w:szCs w:val="16"/>
+              </w:rPr>
+              <w:t xml:space="preserve">Nueva(Categoria.Temperatura, "temperatura/kelvinAFahrenheit", "Kelvin", "K", "Fahrenheit", "°F"),</w:t>
+            </w:r>
+          </w:p>
+          <w:p>
+            <w:pPr>
+              <w:spacing w:after="0" w:line="240"/>
+            </w:pPr>
+            <w:r>
+              <w:rPr>
+                <w:rFonts w:ascii="Consolas" w:cs="Consolas" w:eastAsia="Consolas" w:hAnsi="Consolas"/>
+                <w:sz w:val="16"/>
+                <w:szCs w:val="16"/>
+              </w:rPr>
+              <w:t xml:space="preserve"> </w:t>
+            </w:r>
+          </w:p>
+          <w:p>
+            <w:pPr>
+              <w:spacing w:after="0" w:line="240"/>
+            </w:pPr>
+            <w:r>
+              <w:rPr>
+                <w:rFonts w:ascii="Consolas" w:cs="Consolas" w:eastAsia="Consolas" w:hAnsi="Consolas"/>
+                <w:sz w:val="16"/>
+                <w:szCs w:val="16"/>
+              </w:rPr>
+              <w:t xml:space="preserve">Nueva(Categoria.Longitud, "longitud/metrosAPies", "Metros", "m", "Pies", "ft"),</w:t>
+            </w:r>
+          </w:p>
+          <w:p>
+            <w:pPr>
+              <w:spacing w:after="0" w:line="240"/>
+            </w:pPr>
+            <w:r>
+              <w:rPr>
+                <w:rFonts w:ascii="Consolas" w:cs="Consolas" w:eastAsia="Consolas" w:hAnsi="Consolas"/>
+                <w:sz w:val="16"/>
+                <w:szCs w:val="16"/>
+              </w:rPr>
+              <w:t xml:space="preserve">Nueva(Categoria.Longitud, "longitud/piesAMetros", "Pies", "ft", "Metros", "m"),</w:t>
+            </w:r>
+          </w:p>
+          <w:p>
+            <w:pPr>
+              <w:spacing w:after="0" w:line="240"/>
+            </w:pPr>
+            <w:r>
+              <w:rPr>
+                <w:rFonts w:ascii="Consolas" w:cs="Consolas" w:eastAsia="Consolas" w:hAnsi="Consolas"/>
+                <w:sz w:val="16"/>
+                <w:szCs w:val="16"/>
+              </w:rPr>
+              <w:t xml:space="preserve">Nueva(Categoria.Longitud, "longitud/metrosAPulgadas", "Metros", "m", "Pulgadas", "in"),</w:t>
+            </w:r>
+          </w:p>
+          <w:p>
+            <w:pPr>
+              <w:spacing w:after="0" w:line="240"/>
+            </w:pPr>
+            <w:r>
+              <w:rPr>
+                <w:rFonts w:ascii="Consolas" w:cs="Consolas" w:eastAsia="Consolas" w:hAnsi="Consolas"/>
+                <w:sz w:val="16"/>
+                <w:szCs w:val="16"/>
+              </w:rPr>
+              <w:t xml:space="preserve">Nueva(Categoria.Longitud, "longitud/pulgadasAMetros", "Pulgadas", "in", "Metros", "m"),</w:t>
+            </w:r>
+          </w:p>
+          <w:p>
+            <w:pPr>
+              <w:spacing w:after="0" w:line="240"/>
+            </w:pPr>
+            <w:r>
+              <w:rPr>
+                <w:rFonts w:ascii="Consolas" w:cs="Consolas" w:eastAsia="Consolas" w:hAnsi="Consolas"/>
+                <w:sz w:val="16"/>
+                <w:szCs w:val="16"/>
+              </w:rPr>
+              <w:t xml:space="preserve">Nueva(Categoria.Longitud, "longitud/kilometrosAMillas", "Kilómetros", "km", "Millas", "mi"),</w:t>
+            </w:r>
+          </w:p>
+          <w:p>
+            <w:pPr>
+              <w:spacing w:after="0" w:line="240"/>
+            </w:pPr>
+            <w:r>
+              <w:rPr>
+                <w:rFonts w:ascii="Consolas" w:cs="Consolas" w:eastAsia="Consolas" w:hAnsi="Consolas"/>
+                <w:sz w:val="16"/>
+                <w:szCs w:val="16"/>
+              </w:rPr>
+              <w:t xml:space="preserve">Nueva(Categoria.Longitud, "longitud/millasAKilometros", "Millas", "mi", "Kilómetros", "km"),</w:t>
+            </w:r>
+          </w:p>
+          <w:p>
+            <w:pPr>
+              <w:spacing w:after="0" w:line="240"/>
+            </w:pPr>
+            <w:r>
+              <w:rPr>
+                <w:rFonts w:ascii="Consolas" w:cs="Consolas" w:eastAsia="Consolas" w:hAnsi="Consolas"/>
+                <w:sz w:val="16"/>
+                <w:szCs w:val="16"/>
+              </w:rPr>
+              <w:t xml:space="preserve"> </w:t>
+            </w:r>
+          </w:p>
+          <w:p>
+            <w:pPr>
+              <w:spacing w:after="0" w:line="240"/>
+            </w:pPr>
+            <w:r>
+              <w:rPr>
+                <w:rFonts w:ascii="Consolas" w:cs="Consolas" w:eastAsia="Consolas" w:hAnsi="Consolas"/>
+                <w:sz w:val="16"/>
+                <w:szCs w:val="16"/>
+              </w:rPr>
+              <w:t xml:space="preserve">Nueva(Categoria.Masa, "masa/kilogramosALibras", "Kilogramos", "kg", "Libras", "lb"),</w:t>
+            </w:r>
+          </w:p>
+          <w:p>
+            <w:pPr>
+              <w:spacing w:after="0" w:line="240"/>
+            </w:pPr>
+            <w:r>
+              <w:rPr>
+                <w:rFonts w:ascii="Consolas" w:cs="Consolas" w:eastAsia="Consolas" w:hAnsi="Consolas"/>
+                <w:sz w:val="16"/>
+                <w:szCs w:val="16"/>
+              </w:rPr>
+              <w:t xml:space="preserve">Nueva(Categoria.Masa, "masa/librasAKilogramos", "Libras", "lb", "Kilogramos", "kg"),</w:t>
+            </w:r>
+          </w:p>
+          <w:p>
+            <w:pPr>
+              <w:spacing w:after="0" w:line="240"/>
+            </w:pPr>
+            <w:r>
+              <w:rPr>
+                <w:rFonts w:ascii="Consolas" w:cs="Consolas" w:eastAsia="Consolas" w:hAnsi="Consolas"/>
+                <w:sz w:val="16"/>
+                <w:szCs w:val="16"/>
+              </w:rPr>
+              <w:t xml:space="preserve">Nueva(Categoria.Masa, "masa/gramosAOnzas", "Gramos", "g", "Onzas", "oz"),</w:t>
+            </w:r>
+          </w:p>
+          <w:p>
+            <w:pPr>
+              <w:spacing w:after="0" w:line="240"/>
+            </w:pPr>
+            <w:r>
+              <w:rPr>
+                <w:rFonts w:ascii="Consolas" w:cs="Consolas" w:eastAsia="Consolas" w:hAnsi="Consolas"/>
+                <w:sz w:val="16"/>
+                <w:szCs w:val="16"/>
+              </w:rPr>
+              <w:t xml:space="preserve">Nueva(Categoria.Masa, "masa/onzasAGramos", "Onzas", "oz", "Gramos", "g"),</w:t>
             </w:r>
           </w:p>
         </w:tc>
@@ -9995,7 +10650,7 @@
           <wp:inline distT="0" distB="0" distL="0" distR="0">
             <wp:extent cx="5715000" cy="2667000"/>
             <wp:effectExtent t="0" r="0" b="0" l="0"/>
-            <wp:docPr id="7" name="01_login_error.png" descr="CLICON: login incorrecto (el servidor respondió 401)." title="CLICON: login incorrecto (el servidor respondió 401)."/>
+            <wp:docPr id="7" name="01_login_error.png" descr="CLICON: login incorrecto (el servidor respondió 401 con los intentos restantes)." title="CLICON: login incorrecto (el servidor respondió 401 con los intentos restantes)."/>
             <wp:cNvGraphicFramePr>
               <a:graphicFrameLocks xmlns:a="http://schemas.openxmlformats.org/drawingml/2006/main" noChangeAspect="1"/>
             </wp:cNvGraphicFramePr>
@@ -10044,7 +10699,7 @@
           <w:sz w:val="18"/>
           <w:szCs w:val="18"/>
         </w:rPr>
-        <w:t xml:space="preserve">Figura 7. CLICON: login incorrecto (el servidor respondió 401).</w:t>
+        <w:t xml:space="preserve">Figura 7. CLICON: login incorrecto (el servidor respondió 401 con los intentos restantes).</w:t>
       </w:r>
     </w:p>
     <w:p>
@@ -10340,7 +10995,7 @@
         <w:spacing w:after="40" w:line="264"/>
       </w:pPr>
       <w:r>
-        <w:t xml:space="preserve">Agregar las mismas referencias del cliente de consola y copiar Modelo y Servicio (el ClienteConversion es idéntico).</w:t>
+        <w:t xml:space="preserve">Agregar las mismas referencias del cliente de consola y copiar modelo y servicio (el ClienteConversion es idéntico).</w:t>
       </w:r>
     </w:p>
     <w:p>
@@ -10353,7 +11008,7 @@
         <w:spacing w:after="40" w:line="264"/>
       </w:pPr>
       <w:r>
-        <w:t xml:space="preserve">Crear Vista (FormLogin, FormPrincipal, PanelConversion, Tema) y Controlador (ControladorConversion).</w:t>
+        <w:t xml:space="preserve">Crear vista (FormLogin, FormPrincipal, PanelConversion, CatalogoConversiones, Formato, Tema) y controlador (ControladorConversion). La imagen Recursos/monster.jpg se agrega como recurso incrustado.</w:t>
       </w:r>
     </w:p>
     <w:p>
@@ -10386,7 +11041,7 @@
           <w:sz w:val="18"/>
           <w:szCs w:val="18"/>
         </w:rPr>
-        <w:t xml:space="preserve">Código 21. Controlador/ControladorConversion.cs (fragmento).</w:t>
+        <w:t xml:space="preserve">Código 22. controlador/ControladorConversion.cs (fragmento).</w:t>
       </w:r>
     </w:p>
     <w:tbl>
@@ -10432,7 +11087,7 @@
                 <w:sz w:val="16"/>
                 <w:szCs w:val="16"/>
               </w:rPr>
-              <w:t xml:space="preserve">public async Task&lt;bool&gt; IniciarSesionAsync(string usuario, string clave)</w:t>
+              <w:t xml:space="preserve">public async Task IniciarSesionAsync(string usuario, string clave)</w:t>
             </w:r>
           </w:p>
           <w:p>
@@ -10458,72 +11113,20 @@
                 <w:sz w:val="16"/>
                 <w:szCs w:val="16"/>
               </w:rPr>
-              <w:t xml:space="preserve">    bool valido = await Task.Run(() =&gt; _cliente.Login(usuario, clave));</w:t>
-            </w:r>
-          </w:p>
-          <w:p>
-            <w:pPr>
-              <w:spacing w:after="0" w:line="240"/>
-            </w:pPr>
-            <w:r>
-              <w:rPr>
-                <w:rFonts w:ascii="Consolas" w:cs="Consolas" w:eastAsia="Consolas" w:hAnsi="Consolas"/>
-                <w:sz w:val="16"/>
-                <w:szCs w:val="16"/>
-              </w:rPr>
-              <w:t xml:space="preserve">    if (valido)</w:t>
-            </w:r>
-          </w:p>
-          <w:p>
-            <w:pPr>
-              <w:spacing w:after="0" w:line="240"/>
-            </w:pPr>
-            <w:r>
-              <w:rPr>
-                <w:rFonts w:ascii="Consolas" w:cs="Consolas" w:eastAsia="Consolas" w:hAnsi="Consolas"/>
-                <w:sz w:val="16"/>
-                <w:szCs w:val="16"/>
-              </w:rPr>
-              <w:t xml:space="preserve">    {</w:t>
-            </w:r>
-          </w:p>
-          <w:p>
-            <w:pPr>
-              <w:spacing w:after="0" w:line="240"/>
-            </w:pPr>
-            <w:r>
-              <w:rPr>
-                <w:rFonts w:ascii="Consolas" w:cs="Consolas" w:eastAsia="Consolas" w:hAnsi="Consolas"/>
-                <w:sz w:val="16"/>
-                <w:szCs w:val="16"/>
-              </w:rPr>
-              <w:t xml:space="preserve">        UsuarioActual = usuario.Trim();</w:t>
-            </w:r>
-          </w:p>
-          <w:p>
-            <w:pPr>
-              <w:spacing w:after="0" w:line="240"/>
-            </w:pPr>
-            <w:r>
-              <w:rPr>
-                <w:rFonts w:ascii="Consolas" w:cs="Consolas" w:eastAsia="Consolas" w:hAnsi="Consolas"/>
-                <w:sz w:val="16"/>
-                <w:szCs w:val="16"/>
-              </w:rPr>
-              <w:t xml:space="preserve">    }</w:t>
-            </w:r>
-          </w:p>
-          <w:p>
-            <w:pPr>
-              <w:spacing w:after="0" w:line="240"/>
-            </w:pPr>
-            <w:r>
-              <w:rPr>
-                <w:rFonts w:ascii="Consolas" w:cs="Consolas" w:eastAsia="Consolas" w:hAnsi="Consolas"/>
-                <w:sz w:val="16"/>
-                <w:szCs w:val="16"/>
-              </w:rPr>
-              <w:t xml:space="preserve">    return valido;</w:t>
+              <w:t xml:space="preserve">    await Task.Run(() =&gt; _servicio.Login(usuario, clave));   // si no es correcto, llega el mensaje del servidor</w:t>
+            </w:r>
+          </w:p>
+          <w:p>
+            <w:pPr>
+              <w:spacing w:after="0" w:line="240"/>
+            </w:pPr>
+            <w:r>
+              <w:rPr>
+                <w:rFonts w:ascii="Consolas" w:cs="Consolas" w:eastAsia="Consolas" w:hAnsi="Consolas"/>
+                <w:sz w:val="16"/>
+                <w:szCs w:val="16"/>
+              </w:rPr>
+              <w:t xml:space="preserve">    UsuarioActual = usuario.Trim();</w:t>
             </w:r>
           </w:p>
           <w:p>
@@ -10562,46 +11165,7 @@
                 <w:sz w:val="16"/>
                 <w:szCs w:val="16"/>
               </w:rPr>
-              <w:t xml:space="preserve">public void CerrarSesion()</w:t>
-            </w:r>
-          </w:p>
-          <w:p>
-            <w:pPr>
-              <w:spacing w:after="0" w:line="240"/>
-            </w:pPr>
-            <w:r>
-              <w:rPr>
-                <w:rFonts w:ascii="Consolas" w:cs="Consolas" w:eastAsia="Consolas" w:hAnsi="Consolas"/>
-                <w:sz w:val="16"/>
-                <w:szCs w:val="16"/>
-              </w:rPr>
-              <w:t xml:space="preserve">{</w:t>
-            </w:r>
-          </w:p>
-          <w:p>
-            <w:pPr>
-              <w:spacing w:after="0" w:line="240"/>
-            </w:pPr>
-            <w:r>
-              <w:rPr>
-                <w:rFonts w:ascii="Consolas" w:cs="Consolas" w:eastAsia="Consolas" w:hAnsi="Consolas"/>
-                <w:sz w:val="16"/>
-                <w:szCs w:val="16"/>
-              </w:rPr>
-              <w:t xml:space="preserve">    UsuarioActual = null;</w:t>
-            </w:r>
-          </w:p>
-          <w:p>
-            <w:pPr>
-              <w:spacing w:after="0" w:line="240"/>
-            </w:pPr>
-            <w:r>
-              <w:rPr>
-                <w:rFonts w:ascii="Consolas" w:cs="Consolas" w:eastAsia="Consolas" w:hAnsi="Consolas"/>
-                <w:sz w:val="16"/>
-                <w:szCs w:val="16"/>
-              </w:rPr>
-              <w:t xml:space="preserve">}</w:t>
+              <w:t xml:space="preserve">public void CerrarSesion() =&gt; UsuarioActual = null;</w:t>
             </w:r>
           </w:p>
           <w:p>
@@ -10627,46 +11191,20 @@
                 <w:sz w:val="16"/>
                 <w:szCs w:val="16"/>
               </w:rPr>
-              <w:t xml:space="preserve">public Task&lt;double&gt; ConvertirAsync(Conversion conversion, double valor)</w:t>
-            </w:r>
-          </w:p>
-          <w:p>
-            <w:pPr>
-              <w:spacing w:after="0" w:line="240"/>
-            </w:pPr>
-            <w:r>
-              <w:rPr>
-                <w:rFonts w:ascii="Consolas" w:cs="Consolas" w:eastAsia="Consolas" w:hAnsi="Consolas"/>
-                <w:sz w:val="16"/>
-                <w:szCs w:val="16"/>
-              </w:rPr>
-              <w:t xml:space="preserve">{</w:t>
-            </w:r>
-          </w:p>
-          <w:p>
-            <w:pPr>
-              <w:spacing w:after="0" w:line="240"/>
-            </w:pPr>
-            <w:r>
-              <w:rPr>
-                <w:rFonts w:ascii="Consolas" w:cs="Consolas" w:eastAsia="Consolas" w:hAnsi="Consolas"/>
-                <w:sz w:val="16"/>
-                <w:szCs w:val="16"/>
-              </w:rPr>
-              <w:t xml:space="preserve">    return Task.Run(() =&gt; _cliente.Convertir(conversion.Ruta, valor));</w:t>
-            </w:r>
-          </w:p>
-          <w:p>
-            <w:pPr>
-              <w:spacing w:after="0" w:line="240"/>
-            </w:pPr>
-            <w:r>
-              <w:rPr>
-                <w:rFonts w:ascii="Consolas" w:cs="Consolas" w:eastAsia="Consolas" w:hAnsi="Consolas"/>
-                <w:sz w:val="16"/>
-                <w:szCs w:val="16"/>
-              </w:rPr>
-              <w:t xml:space="preserve">}</w:t>
+              <w:t xml:space="preserve">public Task&lt;double&gt; ConvertirAsync(Conversion conversion, double valor) =&gt;</w:t>
+            </w:r>
+          </w:p>
+          <w:p>
+            <w:pPr>
+              <w:spacing w:after="0" w:line="240"/>
+            </w:pPr>
+            <w:r>
+              <w:rPr>
+                <w:rFonts w:ascii="Consolas" w:cs="Consolas" w:eastAsia="Consolas" w:hAnsi="Consolas"/>
+                <w:sz w:val="16"/>
+                <w:szCs w:val="16"/>
+              </w:rPr>
+              <w:t xml:space="preserve">    Task.Run(() =&gt; _servicio.Convertir(conversion.Ruta, valor));</w:t>
             </w:r>
           </w:p>
         </w:tc>
@@ -10707,7 +11245,7 @@
           <w:sz w:val="18"/>
           <w:szCs w:val="18"/>
         </w:rPr>
-        <w:t xml:space="preserve">Código 22. Vista/PanelConversion.cs: conversión (fragmento).</w:t>
+        <w:t xml:space="preserve">Código 23. vista/PanelConversion.cs: conversión (fragmento).</w:t>
       </w:r>
     </w:p>
     <w:tbl>
@@ -10831,7 +11369,7 @@
                 <w:sz w:val="16"/>
                 <w:szCs w:val="16"/>
               </w:rPr>
-              <w:t xml:space="preserve">    if (!ControladorConversion.IntentarLeerNumero(_txtValor.Text, out double valor))</w:t>
+              <w:t xml:space="preserve">    if (!Formato.IntentarLeerNumero(_txtValor.Text, out double valor))</w:t>
             </w:r>
           </w:p>
           <w:p>
@@ -11000,20 +11538,20 @@
                 <w:sz w:val="16"/>
                 <w:szCs w:val="16"/>
               </w:rPr>
-              <w:t xml:space="preserve">        string entrada = $"{ControladorConversion.Formatear(valor)} {conversion.SimboloOrigen}";</w:t>
-            </w:r>
-          </w:p>
-          <w:p>
-            <w:pPr>
-              <w:spacing w:after="0" w:line="240"/>
-            </w:pPr>
-            <w:r>
-              <w:rPr>
-                <w:rFonts w:ascii="Consolas" w:cs="Consolas" w:eastAsia="Consolas" w:hAnsi="Consolas"/>
-                <w:sz w:val="16"/>
-                <w:szCs w:val="16"/>
-              </w:rPr>
-              <w:t xml:space="preserve">        string salida = $"{ControladorConversion.Formatear(resultado)} {conversion.SimboloDestino}";</w:t>
+              <w:t xml:space="preserve">        string entrada = $"{Formato.Numero(valor)} {conversion.SimboloOrigen}";</w:t>
+            </w:r>
+          </w:p>
+          <w:p>
+            <w:pPr>
+              <w:spacing w:after="0" w:line="240"/>
+            </w:pPr>
+            <w:r>
+              <w:rPr>
+                <w:rFonts w:ascii="Consolas" w:cs="Consolas" w:eastAsia="Consolas" w:hAnsi="Consolas"/>
+                <w:sz w:val="16"/>
+                <w:szCs w:val="16"/>
+              </w:rPr>
+              <w:t xml:space="preserve">        string salida = $"{Formato.Numero(resultado)} {conversion.SimboloDestino}";</w:t>
             </w:r>
           </w:p>
           <w:p>
@@ -11130,7 +11668,7 @@
                 <w:sz w:val="16"/>
                 <w:szCs w:val="16"/>
               </w:rPr>
-              <w:t xml:space="preserve">    // ... catch (ErrorConversionException ex) → MostrarError(ex.Message)</w:t>
+              <w:t xml:space="preserve">    // ... catch (ErrorServicioException ex) → MostrarError(ex.Message)</w:t>
             </w:r>
           </w:p>
         </w:tc>
@@ -11158,9 +11696,9 @@
       <w:r>
         <w:drawing>
           <wp:inline distT="0" distB="0" distL="0" distR="0">
-            <wp:extent cx="3086100" cy="3619500"/>
+            <wp:extent cx="5715000" cy="3495675"/>
             <wp:effectExtent t="0" r="0" b="0" l="0"/>
-            <wp:docPr id="12" name="01_login_error.png" descr="CLIESC: inicio de sesión con intentos restantes." title="CLIESC: inicio de sesión con intentos restantes."/>
+            <wp:docPr id="12" name="01_login_error.png" descr="CLIESC: inicio de sesión con el mensaje de intentos que envía el servidor." title="CLIESC: inicio de sesión con el mensaje de intentos que envía el servidor."/>
             <wp:cNvGraphicFramePr>
               <a:graphicFrameLocks xmlns:a="http://schemas.openxmlformats.org/drawingml/2006/main" noChangeAspect="1"/>
             </wp:cNvGraphicFramePr>
@@ -11183,7 +11721,7 @@
                   <pic:spPr bwMode="auto">
                     <a:xfrm>
                       <a:off x="0" y="0"/>
-                      <a:ext cx="3086100" cy="3619500"/>
+                      <a:ext cx="5715000" cy="3495675"/>
                     </a:xfrm>
                     <a:prstGeom prst="rect">
                       <a:avLst/>
@@ -11209,7 +11747,7 @@
           <w:sz w:val="18"/>
           <w:szCs w:val="18"/>
         </w:rPr>
-        <w:t xml:space="preserve">Figura 12. CLIESC: inicio de sesión con intentos restantes.</w:t>
+        <w:t xml:space="preserve">Figura 12. CLIESC: inicio de sesión con el mensaje de intentos que envía el servidor.</w:t>
       </w:r>
     </w:p>
     <w:p>
@@ -11221,9 +11759,9 @@
       <w:r>
         <w:drawing>
           <wp:inline distT="0" distB="0" distL="0" distR="0">
-            <wp:extent cx="5715000" cy="2819400"/>
+            <wp:extent cx="5715000" cy="3143250"/>
             <wp:effectExtent t="0" r="0" b="0" l="0"/>
-            <wp:docPr id="13" name="03_temperatura.png" descr="CLIESC: conversión de temperatura con coma decimal e historial." title="CLIESC: conversión de temperatura con coma decimal e historial."/>
+            <wp:docPr id="13" name="03_temperatura.png" descr="CLIESC: 100 °C = 212 °F, con historial e imagen en el menú." title="CLIESC: 100 °C = 212 °F, con historial e imagen en el menú."/>
             <wp:cNvGraphicFramePr>
               <a:graphicFrameLocks xmlns:a="http://schemas.openxmlformats.org/drawingml/2006/main" noChangeAspect="1"/>
             </wp:cNvGraphicFramePr>
@@ -11246,7 +11784,7 @@
                   <pic:spPr bwMode="auto">
                     <a:xfrm>
                       <a:off x="0" y="0"/>
-                      <a:ext cx="5715000" cy="2819400"/>
+                      <a:ext cx="5715000" cy="3143250"/>
                     </a:xfrm>
                     <a:prstGeom prst="rect">
                       <a:avLst/>
@@ -11272,7 +11810,7 @@
           <w:sz w:val="18"/>
           <w:szCs w:val="18"/>
         </w:rPr>
-        <w:t xml:space="preserve">Figura 13. CLIESC: conversión de temperatura con coma decimal e historial.</w:t>
+        <w:t xml:space="preserve">Figura 13. CLIESC: 100 °C = 212 °F, con historial e imagen en el menú.</w:t>
       </w:r>
     </w:p>
     <w:p>
@@ -11284,7 +11822,7 @@
       <w:r>
         <w:drawing>
           <wp:inline distT="0" distB="0" distL="0" distR="0">
-            <wp:extent cx="5715000" cy="2819400"/>
+            <wp:extent cx="5715000" cy="3143250"/>
             <wp:effectExtent t="0" r="0" b="0" l="0"/>
             <wp:docPr id="14" name="04_temperatura_error.png" descr="CLIESC: valor bajo el cero absoluto rechazado por el servidor." title="CLIESC: valor bajo el cero absoluto rechazado por el servidor."/>
             <wp:cNvGraphicFramePr>
@@ -11309,7 +11847,7 @@
                   <pic:spPr bwMode="auto">
                     <a:xfrm>
                       <a:off x="0" y="0"/>
-                      <a:ext cx="5715000" cy="2819400"/>
+                      <a:ext cx="5715000" cy="3143250"/>
                     </a:xfrm>
                     <a:prstGeom prst="rect">
                       <a:avLst/>
@@ -11518,7 +12056,7 @@
         <w:spacing w:after="40" w:line="264"/>
       </w:pPr>
       <w:r>
-        <w:t xml:space="preserve">En Properties/launchSettings.json fijar http://localhost:5086.</w:t>
+        <w:t xml:space="preserve">En Properties/launchSettings.json fijar http://localhost:5086. Las carpetas van en ec/edu/monster (las vistas Razor en ec/edu/monster/vista) y la imagen en wwwroot/img/monster.jpg.</w:t>
       </w:r>
     </w:p>
     <w:p>
@@ -11542,7 +12080,7 @@
           <w:sz w:val="18"/>
           <w:szCs w:val="18"/>
         </w:rPr>
-        <w:t xml:space="preserve">Código 23. Program.cs: sesión e inyección del cliente REST como Singleton.</w:t>
+        <w:t xml:space="preserve">Código 24. Program.cs: vistas en ec/edu/monster/vista, sesión e inyección del cliente REST como Singleton.</w:t>
       </w:r>
     </w:p>
     <w:tbl>
@@ -11588,7 +12126,20 @@
                 <w:sz w:val="16"/>
                 <w:szCs w:val="16"/>
               </w:rPr>
-              <w:t xml:space="preserve">using ConversorUnidades.Web.Servicio;</w:t>
+              <w:t xml:space="preserve">using ec.edu.monster.servicio;</w:t>
+            </w:r>
+          </w:p>
+          <w:p>
+            <w:pPr>
+              <w:spacing w:after="0" w:line="240"/>
+            </w:pPr>
+            <w:r>
+              <w:rPr>
+                <w:rFonts w:ascii="Consolas" w:cs="Consolas" w:eastAsia="Consolas" w:hAnsi="Consolas"/>
+                <w:sz w:val="16"/>
+                <w:szCs w:val="16"/>
+              </w:rPr>
+              <w:t xml:space="preserve">using Microsoft.AspNetCore.Mvc.Razor;</w:t>
             </w:r>
           </w:p>
           <w:p>
@@ -11641,6 +12192,110 @@
                 <w:szCs w:val="16"/>
               </w:rPr>
               <w:t xml:space="preserve">builder.Services.AddControllersWithViews();</w:t>
+            </w:r>
+          </w:p>
+          <w:p>
+            <w:pPr>
+              <w:spacing w:after="0" w:line="240"/>
+            </w:pPr>
+            <w:r>
+              <w:rPr>
+                <w:rFonts w:ascii="Consolas" w:cs="Consolas" w:eastAsia="Consolas" w:hAnsi="Consolas"/>
+                <w:sz w:val="16"/>
+                <w:szCs w:val="16"/>
+              </w:rPr>
+              <w:t xml:space="preserve">// Las vistas viven en ec/edu/monster/vista (no en la carpeta Views por defecto):</w:t>
+            </w:r>
+          </w:p>
+          <w:p>
+            <w:pPr>
+              <w:spacing w:after="0" w:line="240"/>
+            </w:pPr>
+            <w:r>
+              <w:rPr>
+                <w:rFonts w:ascii="Consolas" w:cs="Consolas" w:eastAsia="Consolas" w:hAnsi="Consolas"/>
+                <w:sz w:val="16"/>
+                <w:szCs w:val="16"/>
+              </w:rPr>
+              <w:t xml:space="preserve">// {1} = nombre del controlador, {0} = nombre de la vista.</w:t>
+            </w:r>
+          </w:p>
+          <w:p>
+            <w:pPr>
+              <w:spacing w:after="0" w:line="240"/>
+            </w:pPr>
+            <w:r>
+              <w:rPr>
+                <w:rFonts w:ascii="Consolas" w:cs="Consolas" w:eastAsia="Consolas" w:hAnsi="Consolas"/>
+                <w:sz w:val="16"/>
+                <w:szCs w:val="16"/>
+              </w:rPr>
+              <w:t xml:space="preserve">builder.Services.Configure&lt;RazorViewEngineOptions&gt;(opciones =&gt;</w:t>
+            </w:r>
+          </w:p>
+          <w:p>
+            <w:pPr>
+              <w:spacing w:after="0" w:line="240"/>
+            </w:pPr>
+            <w:r>
+              <w:rPr>
+                <w:rFonts w:ascii="Consolas" w:cs="Consolas" w:eastAsia="Consolas" w:hAnsi="Consolas"/>
+                <w:sz w:val="16"/>
+                <w:szCs w:val="16"/>
+              </w:rPr>
+              <w:t xml:space="preserve">{</w:t>
+            </w:r>
+          </w:p>
+          <w:p>
+            <w:pPr>
+              <w:spacing w:after="0" w:line="240"/>
+            </w:pPr>
+            <w:r>
+              <w:rPr>
+                <w:rFonts w:ascii="Consolas" w:cs="Consolas" w:eastAsia="Consolas" w:hAnsi="Consolas"/>
+                <w:sz w:val="16"/>
+                <w:szCs w:val="16"/>
+              </w:rPr>
+              <w:t xml:space="preserve">    opciones.ViewLocationFormats.Clear();</w:t>
+            </w:r>
+          </w:p>
+          <w:p>
+            <w:pPr>
+              <w:spacing w:after="0" w:line="240"/>
+            </w:pPr>
+            <w:r>
+              <w:rPr>
+                <w:rFonts w:ascii="Consolas" w:cs="Consolas" w:eastAsia="Consolas" w:hAnsi="Consolas"/>
+                <w:sz w:val="16"/>
+                <w:szCs w:val="16"/>
+              </w:rPr>
+              <w:t xml:space="preserve">    opciones.ViewLocationFormats.Add("/ec/edu/monster/vista/{1}/{0}.cshtml");</w:t>
+            </w:r>
+          </w:p>
+          <w:p>
+            <w:pPr>
+              <w:spacing w:after="0" w:line="240"/>
+            </w:pPr>
+            <w:r>
+              <w:rPr>
+                <w:rFonts w:ascii="Consolas" w:cs="Consolas" w:eastAsia="Consolas" w:hAnsi="Consolas"/>
+                <w:sz w:val="16"/>
+                <w:szCs w:val="16"/>
+              </w:rPr>
+              <w:t xml:space="preserve">    opciones.ViewLocationFormats.Add("/ec/edu/monster/vista/Shared/{0}.cshtml");</w:t>
+            </w:r>
+          </w:p>
+          <w:p>
+            <w:pPr>
+              <w:spacing w:after="0" w:line="240"/>
+            </w:pPr>
+            <w:r>
+              <w:rPr>
+                <w:rFonts w:ascii="Consolas" w:cs="Consolas" w:eastAsia="Consolas" w:hAnsi="Consolas"/>
+                <w:sz w:val="16"/>
+                <w:szCs w:val="16"/>
+              </w:rPr>
+              <w:t xml:space="preserve">});</w:t>
             </w:r>
           </w:p>
           <w:p>
@@ -12002,7 +12657,7 @@
           <w:sz w:val="18"/>
           <w:szCs w:val="18"/>
         </w:rPr>
-        <w:t xml:space="preserve">Código 24. appsettings.json: URL del servidor REST.</w:t>
+        <w:t xml:space="preserve">Código 25. appsettings.json: URL del servidor REST.</w:t>
       </w:r>
     </w:p>
     <w:tbl>
@@ -12061,7 +12716,7 @@
                 <w:sz w:val="16"/>
                 <w:szCs w:val="16"/>
               </w:rPr>
-              <w:t xml:space="preserve">  "Url": "http://localhost:8086"</w:t>
+              <w:t xml:space="preserve">  "Url": "http://192.168.100.3:8086"</w:t>
             </w:r>
           </w:p>
           <w:p>
@@ -12106,7 +12761,7 @@
           <w:sz w:val="18"/>
           <w:szCs w:val="18"/>
         </w:rPr>
-        <w:t xml:space="preserve">Código 25. Servicio/ClienteConversion.cs: PostAsJsonAsync y GetAsync (fragmento).</w:t>
+        <w:t xml:space="preserve">Código 26. servicio/ClienteConversion.cs: PostAsJsonAsync y GetAsync (fragmento).</w:t>
       </w:r>
     </w:p>
     <w:tbl>
@@ -12152,7 +12807,7 @@
                 <w:sz w:val="16"/>
                 <w:szCs w:val="16"/>
               </w:rPr>
-              <w:t xml:space="preserve">public async Task&lt;bool&gt; LoginAsync(string usuario, string clave)</w:t>
+              <w:t xml:space="preserve">public async Task&lt;RespuestaLogin&gt; LoginAsync(string usuario, string clave)</w:t>
             </w:r>
           </w:p>
           <w:p>
@@ -12191,85 +12846,20 @@
                 <w:sz w:val="16"/>
                 <w:szCs w:val="16"/>
               </w:rPr>
-              <w:t xml:space="preserve">        _http.PostAsJsonAsync("api/autenticacion/login", new SolicitudLogin(usuario, clave)));</w:t>
-            </w:r>
-          </w:p>
-          <w:p>
-            <w:pPr>
-              <w:spacing w:after="0" w:line="240"/>
-            </w:pPr>
-            <w:r>
-              <w:rPr>
-                <w:rFonts w:ascii="Consolas" w:cs="Consolas" w:eastAsia="Consolas" w:hAnsi="Consolas"/>
-                <w:sz w:val="16"/>
-                <w:szCs w:val="16"/>
-              </w:rPr>
-              <w:t xml:space="preserve"> </w:t>
-            </w:r>
-          </w:p>
-          <w:p>
-            <w:pPr>
-              <w:spacing w:after="0" w:line="240"/>
-            </w:pPr>
-            <w:r>
-              <w:rPr>
-                <w:rFonts w:ascii="Consolas" w:cs="Consolas" w:eastAsia="Consolas" w:hAnsi="Consolas"/>
-                <w:sz w:val="16"/>
-                <w:szCs w:val="16"/>
-              </w:rPr>
-              <w:t xml:space="preserve">    if (respuesta.StatusCode == HttpStatusCode.Unauthorized)</w:t>
-            </w:r>
-          </w:p>
-          <w:p>
-            <w:pPr>
-              <w:spacing w:after="0" w:line="240"/>
-            </w:pPr>
-            <w:r>
-              <w:rPr>
-                <w:rFonts w:ascii="Consolas" w:cs="Consolas" w:eastAsia="Consolas" w:hAnsi="Consolas"/>
-                <w:sz w:val="16"/>
-                <w:szCs w:val="16"/>
-              </w:rPr>
-              <w:t xml:space="preserve">    {</w:t>
-            </w:r>
-          </w:p>
-          <w:p>
-            <w:pPr>
-              <w:spacing w:after="0" w:line="240"/>
-            </w:pPr>
-            <w:r>
-              <w:rPr>
-                <w:rFonts w:ascii="Consolas" w:cs="Consolas" w:eastAsia="Consolas" w:hAnsi="Consolas"/>
-                <w:sz w:val="16"/>
-                <w:szCs w:val="16"/>
-              </w:rPr>
-              <w:t xml:space="preserve">        return false;</w:t>
-            </w:r>
-          </w:p>
-          <w:p>
-            <w:pPr>
-              <w:spacing w:after="0" w:line="240"/>
-            </w:pPr>
-            <w:r>
-              <w:rPr>
-                <w:rFonts w:ascii="Consolas" w:cs="Consolas" w:eastAsia="Consolas" w:hAnsi="Consolas"/>
-                <w:sz w:val="16"/>
-                <w:szCs w:val="16"/>
-              </w:rPr>
-              <w:t xml:space="preserve">    }</w:t>
-            </w:r>
-          </w:p>
-          <w:p>
-            <w:pPr>
-              <w:spacing w:after="0" w:line="240"/>
-            </w:pPr>
-            <w:r>
-              <w:rPr>
-                <w:rFonts w:ascii="Consolas" w:cs="Consolas" w:eastAsia="Consolas" w:hAnsi="Consolas"/>
-                <w:sz w:val="16"/>
-                <w:szCs w:val="16"/>
-              </w:rPr>
-              <w:t xml:space="preserve">    return (await LeerAsync&lt;RespuestaLogin&gt;(respuesta)).Autenticado;</w:t>
+              <w:t xml:space="preserve">        _http.PostAsJsonAsync("api/autenticacion/login", new SolicitudLogin { Usuario = usuario, Clave = clave }));</w:t>
+            </w:r>
+          </w:p>
+          <w:p>
+            <w:pPr>
+              <w:spacing w:after="0" w:line="240"/>
+            </w:pPr>
+            <w:r>
+              <w:rPr>
+                <w:rFonts w:ascii="Consolas" w:cs="Consolas" w:eastAsia="Consolas" w:hAnsi="Consolas"/>
+                <w:sz w:val="16"/>
+                <w:szCs w:val="16"/>
+              </w:rPr>
+              <w:t xml:space="preserve">    return await LeerAsync&lt;RespuestaLogin&gt;(respuesta);</w:t>
             </w:r>
           </w:p>
           <w:p>
@@ -12418,7 +13008,7 @@
           <w:sz w:val="18"/>
           <w:szCs w:val="18"/>
         </w:rPr>
-        <w:t xml:space="preserve">Código 26. Filtros/RequiereSesionAttribute.cs: sin sesión, redirige al login.</w:t>
+        <w:t xml:space="preserve">Código 27. controlador/RequiereSesionAttribute.cs: sin sesión, redirige al login.</w:t>
       </w:r>
     </w:p>
     <w:tbl>
@@ -12631,7 +13221,7 @@
           <w:sz w:val="18"/>
           <w:szCs w:val="18"/>
         </w:rPr>
-        <w:t xml:space="preserve">Código 27. Controllers/ConversionController.cs: acción de conversión (fragmento).</w:t>
+        <w:t xml:space="preserve">Código 28. controlador/ConversionController.cs: acción de conversión (fragmento).</w:t>
       </w:r>
     </w:p>
     <w:tbl>
@@ -12768,7 +13358,7 @@
                 <w:sz w:val="16"/>
                 <w:szCs w:val="16"/>
               </w:rPr>
-              <w:t xml:space="preserve">    Conversion? conversion = Catalogo.Buscar(categoria, modelo.Origen, modelo.Destino);</w:t>
+              <w:t xml:space="preserve">    Conversion? conversion = CatalogoConversiones.Buscar(categoria, modelo.Origen, modelo.Destino);</w:t>
             </w:r>
           </w:p>
           <w:p>
@@ -12846,7 +13436,7 @@
                 <w:sz w:val="16"/>
                 <w:szCs w:val="16"/>
               </w:rPr>
-              <w:t xml:space="preserve">    if (!Catalogo.IntentarLeerNumero(valor, out double numero))</w:t>
+              <w:t xml:space="preserve">    if (!LeerNumero(valor, out double numero))</w:t>
             </w:r>
           </w:p>
           <w:p>
@@ -12963,20 +13553,20 @@
                 <w:sz w:val="16"/>
                 <w:szCs w:val="16"/>
               </w:rPr>
-              <w:t xml:space="preserve">        string entrada = $"{Catalogo.Formatear(numero)} {conversion.SimboloOrigen}";</w:t>
-            </w:r>
-          </w:p>
-          <w:p>
-            <w:pPr>
-              <w:spacing w:after="0" w:line="240"/>
-            </w:pPr>
-            <w:r>
-              <w:rPr>
-                <w:rFonts w:ascii="Consolas" w:cs="Consolas" w:eastAsia="Consolas" w:hAnsi="Consolas"/>
-                <w:sz w:val="16"/>
-                <w:szCs w:val="16"/>
-              </w:rPr>
-              <w:t xml:space="preserve">        string salida = $"{Catalogo.Formatear(resultado)} {conversion.SimboloDestino}";</w:t>
+              <w:t xml:space="preserve">        string entrada = $"{Formato.Numero(numero)} {conversion.SimboloOrigen}";</w:t>
+            </w:r>
+          </w:p>
+          <w:p>
+            <w:pPr>
+              <w:spacing w:after="0" w:line="240"/>
+            </w:pPr>
+            <w:r>
+              <w:rPr>
+                <w:rFonts w:ascii="Consolas" w:cs="Consolas" w:eastAsia="Consolas" w:hAnsi="Consolas"/>
+                <w:sz w:val="16"/>
+                <w:szCs w:val="16"/>
+              </w:rPr>
+              <w:t xml:space="preserve">        string salida = $"{Formato.Numero(resultado)} {conversion.SimboloDestino}";</w:t>
             </w:r>
           </w:p>
           <w:p>
@@ -13054,7 +13644,7 @@
                 <w:sz w:val="16"/>
                 <w:szCs w:val="16"/>
               </w:rPr>
-              <w:t xml:space="preserve">    catch (ErrorConversionException ex)</w:t>
+              <w:t xml:space="preserve">    catch (ErrorServicioException ex)</w:t>
             </w:r>
           </w:p>
           <w:p>
@@ -13149,7 +13739,7 @@
           <wp:inline distT="0" distB="0" distL="0" distR="0">
             <wp:extent cx="5715000" cy="3571875"/>
             <wp:effectExtent t="0" r="0" b="0" l="0"/>
-            <wp:docPr id="17" name="01_login_error.png" descr="CLIWEB: login incorrecto con intentos restantes." title="CLIWEB: login incorrecto con intentos restantes."/>
+            <wp:docPr id="17" name="01_login_error.png" descr="CLIWEB: login incorrecto con el mensaje de intentos que envía el servidor." title="CLIWEB: login incorrecto con el mensaje de intentos que envía el servidor."/>
             <wp:cNvGraphicFramePr>
               <a:graphicFrameLocks xmlns:a="http://schemas.openxmlformats.org/drawingml/2006/main" noChangeAspect="1"/>
             </wp:cNvGraphicFramePr>
@@ -13198,7 +13788,7 @@
           <w:sz w:val="18"/>
           <w:szCs w:val="18"/>
         </w:rPr>
-        <w:t xml:space="preserve">Figura 17. CLIWEB: login incorrecto con intentos restantes.</w:t>
+        <w:t xml:space="preserve">Figura 17. CLIWEB: login incorrecto con el mensaje de intentos que envía el servidor.</w:t>
       </w:r>
     </w:p>
     <w:p>
@@ -13520,7 +14110,7 @@
         <w:spacing w:after="40" w:line="264"/>
       </w:pPr>
       <w:r>
-        <w:t xml:space="preserve">Crear las carpetas Modelo, Servicio, Controlador y Vista (patrón MVC).</w:t>
+        <w:t xml:space="preserve">Crear las carpetas ec/edu/monster/modelo, servicio, controlador y vista (patrón MVC) y copiar la imagen en Resources/Images/monster.jpg.</w:t>
       </w:r>
     </w:p>
     <w:p>
@@ -13536,7 +14126,7 @@
           <w:sz w:val="18"/>
           <w:szCs w:val="18"/>
         </w:rPr>
-        <w:t xml:space="preserve">Código 28. CONUNI_RESTFUL_DOTNET_CLIMOV.csproj (fragmento): proyecto MAUI solo para Android.</w:t>
+        <w:t xml:space="preserve">Código 29. CONUNI_RESTFUL_DOTNET_CLIMOV.csproj (fragmento): proyecto MAUI solo para Android.</w:t>
       </w:r>
     </w:p>
     <w:tbl>
@@ -13647,7 +14237,7 @@
                 <w:sz w:val="16"/>
                 <w:szCs w:val="16"/>
               </w:rPr>
-              <w:t xml:space="preserve">        &lt;RootNamespace&gt;ConversorUnidades.Movil&lt;/RootNamespace&gt;</w:t>
+              <w:t xml:space="preserve">        &lt;RootNamespace&gt;ec.edu.monster&lt;/RootNamespace&gt;</w:t>
             </w:r>
           </w:p>
           <w:p>
@@ -13909,7 +14499,7 @@
           <w:sz w:val="18"/>
           <w:szCs w:val="18"/>
         </w:rPr>
-        <w:t xml:space="preserve">Código 29. Platforms/Android/AndroidManifest.xml: permiso de Internet y tráfico HTTP (usesCleartextTraffic).</w:t>
+        <w:t xml:space="preserve">Código 30. Platforms/Android/AndroidManifest.xml: permiso de Internet y tráfico HTTP (usesCleartextTraffic).</w:t>
       </w:r>
     </w:p>
     <w:tbl>
@@ -14013,7 +14603,7 @@
           <w:sz w:val="18"/>
           <w:szCs w:val="18"/>
         </w:rPr>
-        <w:t xml:space="preserve">Código 30. Servicio/ClienteRest.cs: Singleton y URL guardada en el teléfono con Preferences.</w:t>
+        <w:t xml:space="preserve">Código 31. servicio/ClienteRest.cs: Singleton y URL guardada en el teléfono con Preferences.</w:t>
       </w:r>
     </w:p>
     <w:tbl>
@@ -14304,7 +14894,7 @@
           <w:sz w:val="18"/>
           <w:szCs w:val="18"/>
         </w:rPr>
-        <w:t xml:space="preserve">Código 31. Servicio/ClienteRest.cs: login (POST JSON) y conversión (GET).</w:t>
+        <w:t xml:space="preserve">Código 32. servicio/ClienteRest.cs: login (POST JSON) y conversión (GET).</w:t>
       </w:r>
     </w:p>
     <w:tbl>
@@ -14350,7 +14940,7 @@
                 <w:sz w:val="16"/>
                 <w:szCs w:val="16"/>
               </w:rPr>
-              <w:t xml:space="preserve">public async Task&lt;bool&gt; LoginAsync(string usuario, string clave)</w:t>
+              <w:t xml:space="preserve">public async Task&lt;RespuestaLogin&gt; LoginAsync(string usuario, string clave)</w:t>
             </w:r>
           </w:p>
           <w:p>
@@ -14389,85 +14979,20 @@
                 <w:sz w:val="16"/>
                 <w:szCs w:val="16"/>
               </w:rPr>
-              <w:t xml:space="preserve">        _http.PostAsJsonAsync(new Uri(base_, "api/autenticacion/login"), new SolicitudLogin(usuario, clave)));</w:t>
-            </w:r>
-          </w:p>
-          <w:p>
-            <w:pPr>
-              <w:spacing w:after="0" w:line="240"/>
-            </w:pPr>
-            <w:r>
-              <w:rPr>
-                <w:rFonts w:ascii="Consolas" w:cs="Consolas" w:eastAsia="Consolas" w:hAnsi="Consolas"/>
-                <w:sz w:val="16"/>
-                <w:szCs w:val="16"/>
-              </w:rPr>
-              <w:t xml:space="preserve"> </w:t>
-            </w:r>
-          </w:p>
-          <w:p>
-            <w:pPr>
-              <w:spacing w:after="0" w:line="240"/>
-            </w:pPr>
-            <w:r>
-              <w:rPr>
-                <w:rFonts w:ascii="Consolas" w:cs="Consolas" w:eastAsia="Consolas" w:hAnsi="Consolas"/>
-                <w:sz w:val="16"/>
-                <w:szCs w:val="16"/>
-              </w:rPr>
-              <w:t xml:space="preserve">    if (respuesta.StatusCode == HttpStatusCode.Unauthorized)</w:t>
-            </w:r>
-          </w:p>
-          <w:p>
-            <w:pPr>
-              <w:spacing w:after="0" w:line="240"/>
-            </w:pPr>
-            <w:r>
-              <w:rPr>
-                <w:rFonts w:ascii="Consolas" w:cs="Consolas" w:eastAsia="Consolas" w:hAnsi="Consolas"/>
-                <w:sz w:val="16"/>
-                <w:szCs w:val="16"/>
-              </w:rPr>
-              <w:t xml:space="preserve">    {</w:t>
-            </w:r>
-          </w:p>
-          <w:p>
-            <w:pPr>
-              <w:spacing w:after="0" w:line="240"/>
-            </w:pPr>
-            <w:r>
-              <w:rPr>
-                <w:rFonts w:ascii="Consolas" w:cs="Consolas" w:eastAsia="Consolas" w:hAnsi="Consolas"/>
-                <w:sz w:val="16"/>
-                <w:szCs w:val="16"/>
-              </w:rPr>
-              <w:t xml:space="preserve">        return false;</w:t>
-            </w:r>
-          </w:p>
-          <w:p>
-            <w:pPr>
-              <w:spacing w:after="0" w:line="240"/>
-            </w:pPr>
-            <w:r>
-              <w:rPr>
-                <w:rFonts w:ascii="Consolas" w:cs="Consolas" w:eastAsia="Consolas" w:hAnsi="Consolas"/>
-                <w:sz w:val="16"/>
-                <w:szCs w:val="16"/>
-              </w:rPr>
-              <w:t xml:space="preserve">    }</w:t>
-            </w:r>
-          </w:p>
-          <w:p>
-            <w:pPr>
-              <w:spacing w:after="0" w:line="240"/>
-            </w:pPr>
-            <w:r>
-              <w:rPr>
-                <w:rFonts w:ascii="Consolas" w:cs="Consolas" w:eastAsia="Consolas" w:hAnsi="Consolas"/>
-                <w:sz w:val="16"/>
-                <w:szCs w:val="16"/>
-              </w:rPr>
-              <w:t xml:space="preserve">    return (await LeerAsync&lt;RespuestaLogin&gt;(respuesta)).Autenticado;</w:t>
+              <w:t xml:space="preserve">        _http.PostAsJsonAsync(new Uri(base_, "api/autenticacion/login"), new SolicitudLogin { Usuario = usuario, Clave = clave }));</w:t>
+            </w:r>
+          </w:p>
+          <w:p>
+            <w:pPr>
+              <w:spacing w:after="0" w:line="240"/>
+            </w:pPr>
+            <w:r>
+              <w:rPr>
+                <w:rFonts w:ascii="Consolas" w:cs="Consolas" w:eastAsia="Consolas" w:hAnsi="Consolas"/>
+                <w:sz w:val="16"/>
+                <w:szCs w:val="16"/>
+              </w:rPr>
+              <w:t xml:space="preserve">    return await LeerAsync&lt;RespuestaLogin&gt;(respuesta);</w:t>
             </w:r>
           </w:p>
           <w:p>
@@ -14625,7 +15150,7 @@
           <w:sz w:val="18"/>
           <w:szCs w:val="18"/>
         </w:rPr>
-        <w:t xml:space="preserve">Código 32. Controlador/ControladorConversion.cs: conversión e historial (fragmento).</w:t>
+        <w:t xml:space="preserve">Código 33. controlador/ControladorConversion.cs: solo pasa las llamadas (fragmento).</w:t>
       </w:r>
     </w:p>
     <w:tbl>
@@ -14671,7 +15196,7 @@
                 <w:sz w:val="16"/>
                 <w:szCs w:val="16"/>
               </w:rPr>
-              <w:t xml:space="preserve">public async Task&lt;ResultadoConversion&gt; ConvertirAsync(Conversion conversion, double valor)</w:t>
+              <w:t xml:space="preserve">public async Task IniciarSesionAsync(string usuario, string clave)</w:t>
             </w:r>
           </w:p>
           <w:p>
@@ -14697,33 +15222,46 @@
                 <w:sz w:val="16"/>
                 <w:szCs w:val="16"/>
               </w:rPr>
-              <w:t xml:space="preserve">    double resultado = await _cliente.ConvertirAsync(conversion.Ruta, valor);</w:t>
-            </w:r>
-          </w:p>
-          <w:p>
-            <w:pPr>
-              <w:spacing w:after="0" w:line="240"/>
-            </w:pPr>
-            <w:r>
-              <w:rPr>
-                <w:rFonts w:ascii="Consolas" w:cs="Consolas" w:eastAsia="Consolas" w:hAnsi="Consolas"/>
-                <w:sz w:val="16"/>
-                <w:szCs w:val="16"/>
-              </w:rPr>
-              <w:t xml:space="preserve">    string entrada = $"{Formatear(valor)} {conversion.Origen.Simbolo}";</w:t>
-            </w:r>
-          </w:p>
-          <w:p>
-            <w:pPr>
-              <w:spacing w:after="0" w:line="240"/>
-            </w:pPr>
-            <w:r>
-              <w:rPr>
-                <w:rFonts w:ascii="Consolas" w:cs="Consolas" w:eastAsia="Consolas" w:hAnsi="Consolas"/>
-                <w:sz w:val="16"/>
-                <w:szCs w:val="16"/>
-              </w:rPr>
-              <w:t xml:space="preserve">    string salida = $"{Formatear(resultado)} {conversion.Destino.Simbolo}";</w:t>
+              <w:t xml:space="preserve">    await _cliente.LoginAsync(usuario, clave);   // si no es correcto, llega el mensaje del servidor</w:t>
+            </w:r>
+          </w:p>
+          <w:p>
+            <w:pPr>
+              <w:spacing w:after="0" w:line="240"/>
+            </w:pPr>
+            <w:r>
+              <w:rPr>
+                <w:rFonts w:ascii="Consolas" w:cs="Consolas" w:eastAsia="Consolas" w:hAnsi="Consolas"/>
+                <w:sz w:val="16"/>
+                <w:szCs w:val="16"/>
+              </w:rPr>
+              <w:t xml:space="preserve">    Usuario = usuario.Trim();</w:t>
+            </w:r>
+          </w:p>
+          <w:p>
+            <w:pPr>
+              <w:spacing w:after="0" w:line="240"/>
+            </w:pPr>
+            <w:r>
+              <w:rPr>
+                <w:rFonts w:ascii="Consolas" w:cs="Consolas" w:eastAsia="Consolas" w:hAnsi="Consolas"/>
+                <w:sz w:val="16"/>
+                <w:szCs w:val="16"/>
+              </w:rPr>
+              <w:t xml:space="preserve">    _historial.Clear();</w:t>
+            </w:r>
+          </w:p>
+          <w:p>
+            <w:pPr>
+              <w:spacing w:after="0" w:line="240"/>
+            </w:pPr>
+            <w:r>
+              <w:rPr>
+                <w:rFonts w:ascii="Consolas" w:cs="Consolas" w:eastAsia="Consolas" w:hAnsi="Consolas"/>
+                <w:sz w:val="16"/>
+                <w:szCs w:val="16"/>
+              </w:rPr>
+              <w:t xml:space="preserve">}</w:t>
             </w:r>
           </w:p>
           <w:p>
@@ -14749,124 +15287,59 @@
                 <w:sz w:val="16"/>
                 <w:szCs w:val="16"/>
               </w:rPr>
-              <w:t xml:space="preserve">    if (!_historial.TryGetValue(conversion.Categoria, out var lista))</w:t>
-            </w:r>
-          </w:p>
-          <w:p>
-            <w:pPr>
-              <w:spacing w:after="0" w:line="240"/>
-            </w:pPr>
-            <w:r>
-              <w:rPr>
-                <w:rFonts w:ascii="Consolas" w:cs="Consolas" w:eastAsia="Consolas" w:hAnsi="Consolas"/>
-                <w:sz w:val="16"/>
-                <w:szCs w:val="16"/>
-              </w:rPr>
-              <w:t xml:space="preserve">    {</w:t>
-            </w:r>
-          </w:p>
-          <w:p>
-            <w:pPr>
-              <w:spacing w:after="0" w:line="240"/>
-            </w:pPr>
-            <w:r>
-              <w:rPr>
-                <w:rFonts w:ascii="Consolas" w:cs="Consolas" w:eastAsia="Consolas" w:hAnsi="Consolas"/>
-                <w:sz w:val="16"/>
-                <w:szCs w:val="16"/>
-              </w:rPr>
-              <w:t xml:space="preserve">        lista = new List&lt;string&gt;();</w:t>
-            </w:r>
-          </w:p>
-          <w:p>
-            <w:pPr>
-              <w:spacing w:after="0" w:line="240"/>
-            </w:pPr>
-            <w:r>
-              <w:rPr>
-                <w:rFonts w:ascii="Consolas" w:cs="Consolas" w:eastAsia="Consolas" w:hAnsi="Consolas"/>
-                <w:sz w:val="16"/>
-                <w:szCs w:val="16"/>
-              </w:rPr>
-              <w:t xml:space="preserve">        _historial[conversion.Categoria] = lista;</w:t>
-            </w:r>
-          </w:p>
-          <w:p>
-            <w:pPr>
-              <w:spacing w:after="0" w:line="240"/>
-            </w:pPr>
-            <w:r>
-              <w:rPr>
-                <w:rFonts w:ascii="Consolas" w:cs="Consolas" w:eastAsia="Consolas" w:hAnsi="Consolas"/>
-                <w:sz w:val="16"/>
-                <w:szCs w:val="16"/>
-              </w:rPr>
-              <w:t xml:space="preserve">    }</w:t>
-            </w:r>
-          </w:p>
-          <w:p>
-            <w:pPr>
-              <w:spacing w:after="0" w:line="240"/>
-            </w:pPr>
-            <w:r>
-              <w:rPr>
-                <w:rFonts w:ascii="Consolas" w:cs="Consolas" w:eastAsia="Consolas" w:hAnsi="Consolas"/>
-                <w:sz w:val="16"/>
-                <w:szCs w:val="16"/>
-              </w:rPr>
-              <w:t xml:space="preserve">    lista.Insert(0, $"{DateTime.Now:HH:mm:ss}  ·  {entrada} → {salida}");</w:t>
-            </w:r>
-          </w:p>
-          <w:p>
-            <w:pPr>
-              <w:spacing w:after="0" w:line="240"/>
-            </w:pPr>
-            <w:r>
-              <w:rPr>
-                <w:rFonts w:ascii="Consolas" w:cs="Consolas" w:eastAsia="Consolas" w:hAnsi="Consolas"/>
-                <w:sz w:val="16"/>
-                <w:szCs w:val="16"/>
-              </w:rPr>
-              <w:t xml:space="preserve">    if (lista.Count &gt; MaximoHistorial)</w:t>
-            </w:r>
-          </w:p>
-          <w:p>
-            <w:pPr>
-              <w:spacing w:after="0" w:line="240"/>
-            </w:pPr>
-            <w:r>
-              <w:rPr>
-                <w:rFonts w:ascii="Consolas" w:cs="Consolas" w:eastAsia="Consolas" w:hAnsi="Consolas"/>
-                <w:sz w:val="16"/>
-                <w:szCs w:val="16"/>
-              </w:rPr>
-              <w:t xml:space="preserve">    {</w:t>
-            </w:r>
-          </w:p>
-          <w:p>
-            <w:pPr>
-              <w:spacing w:after="0" w:line="240"/>
-            </w:pPr>
-            <w:r>
-              <w:rPr>
-                <w:rFonts w:ascii="Consolas" w:cs="Consolas" w:eastAsia="Consolas" w:hAnsi="Consolas"/>
-                <w:sz w:val="16"/>
-                <w:szCs w:val="16"/>
-              </w:rPr>
-              <w:t xml:space="preserve">        lista.RemoveAt(lista.Count - 1);</w:t>
-            </w:r>
-          </w:p>
-          <w:p>
-            <w:pPr>
-              <w:spacing w:after="0" w:line="240"/>
-            </w:pPr>
-            <w:r>
-              <w:rPr>
-                <w:rFonts w:ascii="Consolas" w:cs="Consolas" w:eastAsia="Consolas" w:hAnsi="Consolas"/>
-                <w:sz w:val="16"/>
-                <w:szCs w:val="16"/>
-              </w:rPr>
-              <w:t xml:space="preserve">    }</w:t>
+              <w:t xml:space="preserve">public void CerrarSesion()</w:t>
+            </w:r>
+          </w:p>
+          <w:p>
+            <w:pPr>
+              <w:spacing w:after="0" w:line="240"/>
+            </w:pPr>
+            <w:r>
+              <w:rPr>
+                <w:rFonts w:ascii="Consolas" w:cs="Consolas" w:eastAsia="Consolas" w:hAnsi="Consolas"/>
+                <w:sz w:val="16"/>
+                <w:szCs w:val="16"/>
+              </w:rPr>
+              <w:t xml:space="preserve">{</w:t>
+            </w:r>
+          </w:p>
+          <w:p>
+            <w:pPr>
+              <w:spacing w:after="0" w:line="240"/>
+            </w:pPr>
+            <w:r>
+              <w:rPr>
+                <w:rFonts w:ascii="Consolas" w:cs="Consolas" w:eastAsia="Consolas" w:hAnsi="Consolas"/>
+                <w:sz w:val="16"/>
+                <w:szCs w:val="16"/>
+              </w:rPr>
+              <w:t xml:space="preserve">    Usuario = "";</w:t>
+            </w:r>
+          </w:p>
+          <w:p>
+            <w:pPr>
+              <w:spacing w:after="0" w:line="240"/>
+            </w:pPr>
+            <w:r>
+              <w:rPr>
+                <w:rFonts w:ascii="Consolas" w:cs="Consolas" w:eastAsia="Consolas" w:hAnsi="Consolas"/>
+                <w:sz w:val="16"/>
+                <w:szCs w:val="16"/>
+              </w:rPr>
+              <w:t xml:space="preserve">    _historial.Clear();</w:t>
+            </w:r>
+          </w:p>
+          <w:p>
+            <w:pPr>
+              <w:spacing w:after="0" w:line="240"/>
+            </w:pPr>
+            <w:r>
+              <w:rPr>
+                <w:rFonts w:ascii="Consolas" w:cs="Consolas" w:eastAsia="Consolas" w:hAnsi="Consolas"/>
+                <w:sz w:val="16"/>
+                <w:szCs w:val="16"/>
+              </w:rPr>
+              <w:t xml:space="preserve">}</w:t>
             </w:r>
           </w:p>
           <w:p>
@@ -14892,7 +15365,20 @@
                 <w:sz w:val="16"/>
                 <w:szCs w:val="16"/>
               </w:rPr>
-              <w:t xml:space="preserve">    return new ResultadoConversion(salida, $"{entrada} ({conversion.Origen.Nombre})  =  {salida} ({conversion.Destino.Nombre})");</w:t>
+              <w:t xml:space="preserve">public Task&lt;double&gt; ConvertirAsync(Conversion conversion, double valor) =&gt;</w:t>
+            </w:r>
+          </w:p>
+          <w:p>
+            <w:pPr>
+              <w:spacing w:after="0" w:line="240"/>
+            </w:pPr>
+            <w:r>
+              <w:rPr>
+                <w:rFonts w:ascii="Consolas" w:cs="Consolas" w:eastAsia="Consolas" w:hAnsi="Consolas"/>
+                <w:sz w:val="16"/>
+                <w:szCs w:val="16"/>
+              </w:rPr>
+              <w:t xml:space="preserve">    _cliente.ConvertirAsync(conversion.Ruta, valor);</w:t>
             </w:r>
           </w:p>
         </w:tc>
@@ -15109,7 +15595,7 @@
                 <w:sz w:val="20"/>
                 <w:szCs w:val="20"/>
               </w:rPr>
-              <w:t xml:space="preserve">http://IP-de-la-PC:8086 (puerto abierto con abrir_puerto_red.ps1)</w:t>
+              <w:t xml:space="preserve">http://192.168.100.3:8086 (valor por defecto; puerto abierto con abrir_puerto_red.ps1)</w:t>
             </w:r>
           </w:p>
         </w:tc>
@@ -15239,7 +15725,7 @@
                 <w:sz w:val="20"/>
                 <w:szCs w:val="20"/>
               </w:rPr>
-              <w:t xml:space="preserve">http://10.0.2.2:8086 (valor por defecto)</w:t>
+              <w:t xml:space="preserve">http://10.0.2.2:8086</w:t>
             </w:r>
           </w:p>
         </w:tc>
@@ -16227,7 +16713,7 @@
                 <w:sz w:val="20"/>
                 <w:szCs w:val="20"/>
               </w:rPr>
-              <w:t xml:space="preserve">monster / monster</w:t>
+              <w:t xml:space="preserve">monster / monster69</w:t>
             </w:r>
           </w:p>
         </w:tc>
@@ -16419,7 +16905,7 @@
                 <w:sz w:val="20"/>
                 <w:szCs w:val="20"/>
               </w:rPr>
-              <w:t xml:space="preserve">HTTP 401 · «Usuario o clave incorrectos»</w:t>
+              <w:t xml:space="preserve">HTTP 401 · «Usuario o clave incorrectos. Intentos restantes: 2.»</w:t>
             </w:r>
           </w:p>
         </w:tc>
@@ -16484,7 +16970,7 @@
                 <w:sz w:val="20"/>
                 <w:szCs w:val="20"/>
               </w:rPr>
-              <w:t xml:space="preserve">3</w:t>
+              <w:t xml:space="preserve">2b</w:t>
             </w:r>
           </w:p>
         </w:tc>
@@ -16515,7 +17001,7 @@
                 <w:sz w:val="20"/>
                 <w:szCs w:val="20"/>
               </w:rPr>
-              <w:t xml:space="preserve">Celsius → Fahrenheit</w:t>
+              <w:t xml:space="preserve">Tercer intento fallido</w:t>
             </w:r>
           </w:p>
         </w:tc>
@@ -16546,7 +17032,7 @@
                 <w:sz w:val="20"/>
                 <w:szCs w:val="20"/>
               </w:rPr>
-              <w:t xml:space="preserve">100</w:t>
+              <w:t xml:space="preserve">monster / clave errónea (3 veces)</w:t>
             </w:r>
           </w:p>
         </w:tc>
@@ -16577,7 +17063,7 @@
                 <w:sz w:val="20"/>
                 <w:szCs w:val="20"/>
               </w:rPr>
-              <w:t xml:space="preserve">212</w:t>
+              <w:t xml:space="preserve">HTTP 401 · «Se superaron los 3 intentos. El usuario queda bloqueado 2 minutos.»</w:t>
             </w:r>
           </w:p>
         </w:tc>
@@ -16642,7 +17128,7 @@
                 <w:sz w:val="20"/>
                 <w:szCs w:val="20"/>
               </w:rPr>
-              <w:t xml:space="preserve">4</w:t>
+              <w:t xml:space="preserve">3</w:t>
             </w:r>
           </w:p>
         </w:tc>
@@ -16674,7 +17160,7 @@
                 <w:sz w:val="20"/>
                 <w:szCs w:val="20"/>
               </w:rPr>
-              <w:t xml:space="preserve">Coma decimal</w:t>
+              <w:t xml:space="preserve">Celsius → Fahrenheit</w:t>
             </w:r>
           </w:p>
         </w:tc>
@@ -16706,7 +17192,7 @@
                 <w:sz w:val="20"/>
                 <w:szCs w:val="20"/>
               </w:rPr>
-              <w:t xml:space="preserve">36,5 °C → °F</w:t>
+              <w:t xml:space="preserve">100</w:t>
             </w:r>
           </w:p>
         </w:tc>
@@ -16738,7 +17224,7 @@
                 <w:sz w:val="20"/>
                 <w:szCs w:val="20"/>
               </w:rPr>
-              <w:t xml:space="preserve">97.7</w:t>
+              <w:t xml:space="preserve">212</w:t>
             </w:r>
           </w:p>
         </w:tc>
@@ -16803,7 +17289,7 @@
                 <w:sz w:val="20"/>
                 <w:szCs w:val="20"/>
               </w:rPr>
-              <w:t xml:space="preserve">5</w:t>
+              <w:t xml:space="preserve">4</w:t>
             </w:r>
           </w:p>
         </w:tc>
@@ -16834,7 +17320,7 @@
                 <w:sz w:val="20"/>
                 <w:szCs w:val="20"/>
               </w:rPr>
-              <w:t xml:space="preserve">Kilómetros → Millas</w:t>
+              <w:t xml:space="preserve">Coma decimal</w:t>
             </w:r>
           </w:p>
         </w:tc>
@@ -16865,7 +17351,7 @@
                 <w:sz w:val="20"/>
                 <w:szCs w:val="20"/>
               </w:rPr>
-              <w:t xml:space="preserve">10</w:t>
+              <w:t xml:space="preserve">36,5 °C → °F</w:t>
             </w:r>
           </w:p>
         </w:tc>
@@ -16896,7 +17382,7 @@
                 <w:sz w:val="20"/>
                 <w:szCs w:val="20"/>
               </w:rPr>
-              <w:t xml:space="preserve">6.213712</w:t>
+              <w:t xml:space="preserve">97.7</w:t>
             </w:r>
           </w:p>
         </w:tc>
@@ -16961,7 +17447,7 @@
                 <w:sz w:val="20"/>
                 <w:szCs w:val="20"/>
               </w:rPr>
-              <w:t xml:space="preserve">6</w:t>
+              <w:t xml:space="preserve">5</w:t>
             </w:r>
           </w:p>
         </w:tc>
@@ -16993,7 +17479,7 @@
                 <w:sz w:val="20"/>
                 <w:szCs w:val="20"/>
               </w:rPr>
-              <w:t xml:space="preserve">Metros → Pies</w:t>
+              <w:t xml:space="preserve">Kilómetros → Millas</w:t>
             </w:r>
           </w:p>
         </w:tc>
@@ -17025,7 +17511,7 @@
                 <w:sz w:val="20"/>
                 <w:szCs w:val="20"/>
               </w:rPr>
-              <w:t xml:space="preserve">1</w:t>
+              <w:t xml:space="preserve">10</w:t>
             </w:r>
           </w:p>
         </w:tc>
@@ -17057,7 +17543,7 @@
                 <w:sz w:val="20"/>
                 <w:szCs w:val="20"/>
               </w:rPr>
-              <w:t xml:space="preserve">3.28084</w:t>
+              <w:t xml:space="preserve">6.213712</w:t>
             </w:r>
           </w:p>
         </w:tc>
@@ -17122,7 +17608,7 @@
                 <w:sz w:val="20"/>
                 <w:szCs w:val="20"/>
               </w:rPr>
-              <w:t xml:space="preserve">7</w:t>
+              <w:t xml:space="preserve">6</w:t>
             </w:r>
           </w:p>
         </w:tc>
@@ -17153,7 +17639,7 @@
                 <w:sz w:val="20"/>
                 <w:szCs w:val="20"/>
               </w:rPr>
-              <w:t xml:space="preserve">Kilogramos → Libras</w:t>
+              <w:t xml:space="preserve">Metros → Pies</w:t>
             </w:r>
           </w:p>
         </w:tc>
@@ -17215,7 +17701,7 @@
                 <w:sz w:val="20"/>
                 <w:szCs w:val="20"/>
               </w:rPr>
-              <w:t xml:space="preserve">2.204623</w:t>
+              <w:t xml:space="preserve">3.28084</w:t>
             </w:r>
           </w:p>
         </w:tc>
@@ -17280,7 +17766,7 @@
                 <w:sz w:val="20"/>
                 <w:szCs w:val="20"/>
               </w:rPr>
-              <w:t xml:space="preserve">8</w:t>
+              <w:t xml:space="preserve">7</w:t>
             </w:r>
           </w:p>
         </w:tc>
@@ -17312,7 +17798,7 @@
                 <w:sz w:val="20"/>
                 <w:szCs w:val="20"/>
               </w:rPr>
-              <w:t xml:space="preserve">Cero absoluto</w:t>
+              <w:t xml:space="preserve">Kilogramos → Libras</w:t>
             </w:r>
           </w:p>
         </w:tc>
@@ -17344,7 +17830,7 @@
                 <w:sz w:val="20"/>
                 <w:szCs w:val="20"/>
               </w:rPr>
-              <w:t xml:space="preserve">−300 °C</w:t>
+              <w:t xml:space="preserve">1</w:t>
             </w:r>
           </w:p>
         </w:tc>
@@ -17376,7 +17862,7 @@
                 <w:sz w:val="20"/>
                 <w:szCs w:val="20"/>
               </w:rPr>
-              <w:t xml:space="preserve">HTTP 400 «La temperatura no puede ser menor al cero absoluto»</w:t>
+              <w:t xml:space="preserve">2.204623</w:t>
             </w:r>
           </w:p>
         </w:tc>
@@ -17441,7 +17927,7 @@
                 <w:sz w:val="20"/>
                 <w:szCs w:val="20"/>
               </w:rPr>
-              <w:t xml:space="preserve">9</w:t>
+              <w:t xml:space="preserve">8</w:t>
             </w:r>
           </w:p>
         </w:tc>
@@ -17472,7 +17958,7 @@
                 <w:sz w:val="20"/>
                 <w:szCs w:val="20"/>
               </w:rPr>
-              <w:t xml:space="preserve">Longitud negativa</w:t>
+              <w:t xml:space="preserve">Cero absoluto</w:t>
             </w:r>
           </w:p>
         </w:tc>
@@ -17503,7 +17989,7 @@
                 <w:sz w:val="20"/>
                 <w:szCs w:val="20"/>
               </w:rPr>
-              <w:t xml:space="preserve">−5 m</w:t>
+              <w:t xml:space="preserve">−300 °C</w:t>
             </w:r>
           </w:p>
         </w:tc>
@@ -17534,7 +18020,7 @@
                 <w:sz w:val="20"/>
                 <w:szCs w:val="20"/>
               </w:rPr>
-              <w:t xml:space="preserve">HTTP 400 «La longitud no puede ser negativa»</w:t>
+              <w:t xml:space="preserve">HTTP 400 «La temperatura no puede ser menor al cero absoluto»</w:t>
             </w:r>
           </w:p>
         </w:tc>
@@ -17599,7 +18085,7 @@
                 <w:sz w:val="20"/>
                 <w:szCs w:val="20"/>
               </w:rPr>
-              <w:t xml:space="preserve">10</w:t>
+              <w:t xml:space="preserve">9</w:t>
             </w:r>
           </w:p>
         </w:tc>
@@ -17631,7 +18117,7 @@
                 <w:sz w:val="20"/>
                 <w:szCs w:val="20"/>
               </w:rPr>
-              <w:t xml:space="preserve">Valor no numérico al API</w:t>
+              <w:t xml:space="preserve">Longitud negativa</w:t>
             </w:r>
           </w:p>
         </w:tc>
@@ -17663,7 +18149,7 @@
                 <w:sz w:val="20"/>
                 <w:szCs w:val="20"/>
               </w:rPr>
-              <w:t xml:space="preserve">?valor=abc</w:t>
+              <w:t xml:space="preserve">−5 m</w:t>
             </w:r>
           </w:p>
         </w:tc>
@@ -17695,7 +18181,7 @@
                 <w:sz w:val="20"/>
                 <w:szCs w:val="20"/>
               </w:rPr>
-              <w:t xml:space="preserve">HTTP 400 VALOR_INVALIDO</w:t>
+              <w:t xml:space="preserve">HTTP 400 «La longitud no puede ser negativa»</w:t>
             </w:r>
           </w:p>
         </w:tc>
@@ -17760,7 +18246,7 @@
                 <w:sz w:val="20"/>
                 <w:szCs w:val="20"/>
               </w:rPr>
-              <w:t xml:space="preserve">11</w:t>
+              <w:t xml:space="preserve">10</w:t>
             </w:r>
           </w:p>
         </w:tc>
@@ -17791,7 +18277,7 @@
                 <w:sz w:val="20"/>
                 <w:szCs w:val="20"/>
               </w:rPr>
-              <w:t xml:space="preserve">Valor ausente</w:t>
+              <w:t xml:space="preserve">Valor no numérico al API</w:t>
             </w:r>
           </w:p>
         </w:tc>
@@ -17822,7 +18308,7 @@
                 <w:sz w:val="20"/>
                 <w:szCs w:val="20"/>
               </w:rPr>
-              <w:t xml:space="preserve">sin ?valor=</w:t>
+              <w:t xml:space="preserve">?valor=abc</w:t>
             </w:r>
           </w:p>
         </w:tc>
@@ -17918,7 +18404,7 @@
                 <w:sz w:val="20"/>
                 <w:szCs w:val="20"/>
               </w:rPr>
-              <w:t xml:space="preserve">12</w:t>
+              <w:t xml:space="preserve">11</w:t>
             </w:r>
           </w:p>
         </w:tc>
@@ -17950,7 +18436,7 @@
                 <w:sz w:val="20"/>
                 <w:szCs w:val="20"/>
               </w:rPr>
-              <w:t xml:space="preserve">Texto no numérico en el cliente</w:t>
+              <w:t xml:space="preserve">Valor ausente</w:t>
             </w:r>
           </w:p>
         </w:tc>
@@ -17982,7 +18468,7 @@
                 <w:sz w:val="20"/>
                 <w:szCs w:val="20"/>
               </w:rPr>
-              <w:t xml:space="preserve">abc</w:t>
+              <w:t xml:space="preserve">sin ?valor=</w:t>
             </w:r>
           </w:p>
         </w:tc>
@@ -18014,7 +18500,7 @@
                 <w:sz w:val="20"/>
                 <w:szCs w:val="20"/>
               </w:rPr>
-              <w:t xml:space="preserve">«Ingrese un número válido» (no llama al servidor)</w:t>
+              <w:t xml:space="preserve">HTTP 400 VALOR_INVALIDO</w:t>
             </w:r>
           </w:p>
         </w:tc>
@@ -18079,7 +18565,7 @@
                 <w:sz w:val="20"/>
                 <w:szCs w:val="20"/>
               </w:rPr>
-              <w:t xml:space="preserve">13</w:t>
+              <w:t xml:space="preserve">12</w:t>
             </w:r>
           </w:p>
         </w:tc>
@@ -18110,7 +18596,7 @@
                 <w:sz w:val="20"/>
                 <w:szCs w:val="20"/>
               </w:rPr>
-              <w:t xml:space="preserve">Servidor apagado</w:t>
+              <w:t xml:space="preserve">Texto no numérico en el cliente</w:t>
             </w:r>
           </w:p>
         </w:tc>
@@ -18141,7 +18627,7 @@
                 <w:sz w:val="20"/>
                 <w:szCs w:val="20"/>
               </w:rPr>
-              <w:t xml:space="preserve">URL a puerto sin servicio</w:t>
+              <w:t xml:space="preserve">abc</w:t>
             </w:r>
           </w:p>
         </w:tc>
@@ -18172,7 +18658,7 @@
                 <w:sz w:val="20"/>
                 <w:szCs w:val="20"/>
               </w:rPr>
-              <w:t xml:space="preserve">«No se pudo conectar con el servidor…»</w:t>
+              <w:t xml:space="preserve">«Ingrese un número válido» (no llama al servidor)</w:t>
             </w:r>
           </w:p>
         </w:tc>
@@ -18237,7 +18723,7 @@
                 <w:sz w:val="20"/>
                 <w:szCs w:val="20"/>
               </w:rPr>
-              <w:t xml:space="preserve">14</w:t>
+              <w:t xml:space="preserve">13</w:t>
             </w:r>
           </w:p>
         </w:tc>
@@ -18269,7 +18755,7 @@
                 <w:sz w:val="20"/>
                 <w:szCs w:val="20"/>
               </w:rPr>
-              <w:t xml:space="preserve">Página protegida (web)</w:t>
+              <w:t xml:space="preserve">Servidor apagado</w:t>
             </w:r>
           </w:p>
         </w:tc>
@@ -18301,7 +18787,7 @@
                 <w:sz w:val="20"/>
                 <w:szCs w:val="20"/>
               </w:rPr>
-              <w:t xml:space="preserve">/Conversion sin sesión</w:t>
+              <w:t xml:space="preserve">URL a puerto sin servicio</w:t>
             </w:r>
           </w:p>
         </w:tc>
@@ -18333,7 +18819,7 @@
                 <w:sz w:val="20"/>
                 <w:szCs w:val="20"/>
               </w:rPr>
-              <w:t xml:space="preserve">Redirección al login</w:t>
+              <w:t xml:space="preserve">«No se pudo conectar con el servidor…»</w:t>
             </w:r>
           </w:p>
         </w:tc>
@@ -18398,7 +18884,7 @@
                 <w:sz w:val="20"/>
                 <w:szCs w:val="20"/>
               </w:rPr>
-              <w:t xml:space="preserve">15</w:t>
+              <w:t xml:space="preserve">14</w:t>
             </w:r>
           </w:p>
         </w:tc>
@@ -18429,7 +18915,7 @@
                 <w:sz w:val="20"/>
                 <w:szCs w:val="20"/>
               </w:rPr>
-              <w:t xml:space="preserve">Red WiFi</w:t>
+              <w:t xml:space="preserve">Página protegida (web)</w:t>
             </w:r>
           </w:p>
         </w:tc>
@@ -18460,7 +18946,7 @@
                 <w:sz w:val="20"/>
                 <w:szCs w:val="20"/>
               </w:rPr>
-              <w:t xml:space="preserve">Swagger desde la tablet</w:t>
+              <w:t xml:space="preserve">/Conversion sin sesión</w:t>
             </w:r>
           </w:p>
         </w:tc>
@@ -18491,7 +18977,7 @@
                 <w:sz w:val="20"/>
                 <w:szCs w:val="20"/>
               </w:rPr>
-              <w:t xml:space="preserve">http://IP:8086/swagger carga</w:t>
+              <w:t xml:space="preserve">Redirección al login</w:t>
             </w:r>
           </w:p>
         </w:tc>
@@ -18504,6 +18990,168 @@
               <w:bottom w:val="single" w:color="BFC9C6" w:sz="4"/>
               <w:right w:val="single" w:color="BFC9C6" w:sz="4"/>
             </w:tcBorders>
+            <w:tcMar>
+              <w:top w:type="dxa" w:w="60"/>
+              <w:left w:type="dxa" w:w="100"/>
+              <w:bottom w:type="dxa" w:w="60"/>
+              <w:right w:type="dxa" w:w="100"/>
+            </w:tcMar>
+          </w:tcPr>
+          <w:p>
+            <w:pPr>
+              <w:spacing w:after="40"/>
+            </w:pPr>
+            <w:r>
+              <w:rPr>
+                <w:b w:val="false"/>
+                <w:bCs w:val="false"/>
+                <w:sz w:val="20"/>
+                <w:szCs w:val="20"/>
+              </w:rPr>
+              <w:t xml:space="preserve">✔</w:t>
+            </w:r>
+          </w:p>
+        </w:tc>
+      </w:tr>
+      <w:tr>
+        <w:tc>
+          <w:tcPr>
+            <w:tcW w:type="dxa" w:w="500"/>
+            <w:tcBorders>
+              <w:top w:val="single" w:color="BFC9C6" w:sz="4"/>
+              <w:left w:val="single" w:color="BFC9C6" w:sz="4"/>
+              <w:bottom w:val="single" w:color="BFC9C6" w:sz="4"/>
+              <w:right w:val="single" w:color="BFC9C6" w:sz="4"/>
+            </w:tcBorders>
+            <w:shd w:fill="F7FAF9" w:color="auto" w:val="clear"/>
+            <w:tcMar>
+              <w:top w:type="dxa" w:w="60"/>
+              <w:left w:type="dxa" w:w="100"/>
+              <w:bottom w:type="dxa" w:w="60"/>
+              <w:right w:type="dxa" w:w="100"/>
+            </w:tcMar>
+          </w:tcPr>
+          <w:p>
+            <w:pPr>
+              <w:spacing w:after="40"/>
+            </w:pPr>
+            <w:r>
+              <w:rPr>
+                <w:b w:val="false"/>
+                <w:bCs w:val="false"/>
+                <w:sz w:val="20"/>
+                <w:szCs w:val="20"/>
+              </w:rPr>
+              <w:t xml:space="preserve">15</w:t>
+            </w:r>
+          </w:p>
+        </w:tc>
+        <w:tc>
+          <w:tcPr>
+            <w:tcW w:type="dxa" w:w="2100"/>
+            <w:tcBorders>
+              <w:top w:val="single" w:color="BFC9C6" w:sz="4"/>
+              <w:left w:val="single" w:color="BFC9C6" w:sz="4"/>
+              <w:bottom w:val="single" w:color="BFC9C6" w:sz="4"/>
+              <w:right w:val="single" w:color="BFC9C6" w:sz="4"/>
+            </w:tcBorders>
+            <w:shd w:fill="F7FAF9" w:color="auto" w:val="clear"/>
+            <w:tcMar>
+              <w:top w:type="dxa" w:w="60"/>
+              <w:left w:type="dxa" w:w="100"/>
+              <w:bottom w:type="dxa" w:w="60"/>
+              <w:right w:type="dxa" w:w="100"/>
+            </w:tcMar>
+          </w:tcPr>
+          <w:p>
+            <w:pPr>
+              <w:spacing w:after="40"/>
+            </w:pPr>
+            <w:r>
+              <w:rPr>
+                <w:b w:val="false"/>
+                <w:bCs w:val="false"/>
+                <w:sz w:val="20"/>
+                <w:szCs w:val="20"/>
+              </w:rPr>
+              <w:t xml:space="preserve">Red WiFi</w:t>
+            </w:r>
+          </w:p>
+        </w:tc>
+        <w:tc>
+          <w:tcPr>
+            <w:tcW w:type="dxa" w:w="1900"/>
+            <w:tcBorders>
+              <w:top w:val="single" w:color="BFC9C6" w:sz="4"/>
+              <w:left w:val="single" w:color="BFC9C6" w:sz="4"/>
+              <w:bottom w:val="single" w:color="BFC9C6" w:sz="4"/>
+              <w:right w:val="single" w:color="BFC9C6" w:sz="4"/>
+            </w:tcBorders>
+            <w:shd w:fill="F7FAF9" w:color="auto" w:val="clear"/>
+            <w:tcMar>
+              <w:top w:type="dxa" w:w="60"/>
+              <w:left w:type="dxa" w:w="100"/>
+              <w:bottom w:type="dxa" w:w="60"/>
+              <w:right w:type="dxa" w:w="100"/>
+            </w:tcMar>
+          </w:tcPr>
+          <w:p>
+            <w:pPr>
+              <w:spacing w:after="40"/>
+            </w:pPr>
+            <w:r>
+              <w:rPr>
+                <w:b w:val="false"/>
+                <w:bCs w:val="false"/>
+                <w:sz w:val="20"/>
+                <w:szCs w:val="20"/>
+              </w:rPr>
+              <w:t xml:space="preserve">Swagger desde la tablet</w:t>
+            </w:r>
+          </w:p>
+        </w:tc>
+        <w:tc>
+          <w:tcPr>
+            <w:tcW w:type="dxa" w:w="3526"/>
+            <w:tcBorders>
+              <w:top w:val="single" w:color="BFC9C6" w:sz="4"/>
+              <w:left w:val="single" w:color="BFC9C6" w:sz="4"/>
+              <w:bottom w:val="single" w:color="BFC9C6" w:sz="4"/>
+              <w:right w:val="single" w:color="BFC9C6" w:sz="4"/>
+            </w:tcBorders>
+            <w:shd w:fill="F7FAF9" w:color="auto" w:val="clear"/>
+            <w:tcMar>
+              <w:top w:type="dxa" w:w="60"/>
+              <w:left w:type="dxa" w:w="100"/>
+              <w:bottom w:type="dxa" w:w="60"/>
+              <w:right w:type="dxa" w:w="100"/>
+            </w:tcMar>
+          </w:tcPr>
+          <w:p>
+            <w:pPr>
+              <w:spacing w:after="40"/>
+            </w:pPr>
+            <w:r>
+              <w:rPr>
+                <w:b w:val="false"/>
+                <w:bCs w:val="false"/>
+                <w:sz w:val="20"/>
+                <w:szCs w:val="20"/>
+              </w:rPr>
+              <w:t xml:space="preserve">http://IP:8086/swagger carga</w:t>
+            </w:r>
+          </w:p>
+        </w:tc>
+        <w:tc>
+          <w:tcPr>
+            <w:tcW w:type="dxa" w:w="1000"/>
+            <w:tcBorders>
+              <w:top w:val="single" w:color="BFC9C6" w:sz="4"/>
+              <w:left w:val="single" w:color="BFC9C6" w:sz="4"/>
+              <w:bottom w:val="single" w:color="BFC9C6" w:sz="4"/>
+              <w:right w:val="single" w:color="BFC9C6" w:sz="4"/>
+            </w:tcBorders>
+            <w:shd w:fill="F7FAF9" w:color="auto" w:val="clear"/>
             <w:tcMar>
               <w:top w:type="dxa" w:w="60"/>
               <w:left w:type="dxa" w:w="100"/>

--- a/05. DOCUMENTACIÓN/WS_CONUNI_RESTFUL_DOTNET_GR01.docx
+++ b/05. DOCUMENTACIÓN/WS_CONUNI_RESTFUL_DOTNET_GR01.docx
@@ -10648,7 +10648,7 @@
       <w:r>
         <w:drawing>
           <wp:inline distT="0" distB="0" distL="0" distR="0">
-            <wp:extent cx="5715000" cy="2667000"/>
+            <wp:extent cx="5715000" cy="2847975"/>
             <wp:effectExtent t="0" r="0" b="0" l="0"/>
             <wp:docPr id="7" name="01_login_error.png" descr="CLICON: login incorrecto (el servidor respondió 401 con los intentos restantes)." title="CLICON: login incorrecto (el servidor respondió 401 con los intentos restantes)."/>
             <wp:cNvGraphicFramePr>
@@ -10673,7 +10673,7 @@
                   <pic:spPr bwMode="auto">
                     <a:xfrm>
                       <a:off x="0" y="0"/>
-                      <a:ext cx="5715000" cy="2667000"/>
+                      <a:ext cx="5715000" cy="2847975"/>
                     </a:xfrm>
                     <a:prstGeom prst="rect">
                       <a:avLst/>
@@ -10711,7 +10711,7 @@
       <w:r>
         <w:drawing>
           <wp:inline distT="0" distB="0" distL="0" distR="0">
-            <wp:extent cx="5191125" cy="3143250"/>
+            <wp:extent cx="5715000" cy="2686050"/>
             <wp:effectExtent t="0" r="0" b="0" l="0"/>
             <wp:docPr id="8" name="02_menu.png" descr="CLICON: menú principal de categorías." title="CLICON: menú principal de categorías."/>
             <wp:cNvGraphicFramePr>
@@ -10736,7 +10736,7 @@
                   <pic:spPr bwMode="auto">
                     <a:xfrm>
                       <a:off x="0" y="0"/>
-                      <a:ext cx="5191125" cy="3143250"/>
+                      <a:ext cx="5715000" cy="2686050"/>
                     </a:xfrm>
                     <a:prstGeom prst="rect">
                       <a:avLst/>
@@ -10774,7 +10774,7 @@
       <w:r>
         <w:drawing>
           <wp:inline distT="0" distB="0" distL="0" distR="0">
-            <wp:extent cx="5715000" cy="2667000"/>
+            <wp:extent cx="5715000" cy="2686050"/>
             <wp:effectExtent t="0" r="0" b="0" l="0"/>
             <wp:docPr id="9" name="03_resultado.png" descr="CLICON: 100 °C = 212 °F." title="CLICON: 100 °C = 212 °F."/>
             <wp:cNvGraphicFramePr>
@@ -10799,7 +10799,7 @@
                   <pic:spPr bwMode="auto">
                     <a:xfrm>
                       <a:off x="0" y="0"/>
-                      <a:ext cx="5715000" cy="2667000"/>
+                      <a:ext cx="5715000" cy="2686050"/>
                     </a:xfrm>
                     <a:prstGeom prst="rect">
                       <a:avLst/>
@@ -10837,7 +10837,7 @@
       <w:r>
         <w:drawing>
           <wp:inline distT="0" distB="0" distL="0" distR="0">
-            <wp:extent cx="5715000" cy="2667000"/>
+            <wp:extent cx="5715000" cy="2352675"/>
             <wp:effectExtent t="0" r="0" b="0" l="0"/>
             <wp:docPr id="10" name="04_error.png" descr="CLICON: valor bajo el cero absoluto rechazado por el servidor (HTTP 400)." title="CLICON: valor bajo el cero absoluto rechazado por el servidor (HTTP 400)."/>
             <wp:cNvGraphicFramePr>
@@ -10862,7 +10862,7 @@
                   <pic:spPr bwMode="auto">
                     <a:xfrm>
                       <a:off x="0" y="0"/>
-                      <a:ext cx="5715000" cy="2667000"/>
+                      <a:ext cx="5715000" cy="2352675"/>
                     </a:xfrm>
                     <a:prstGeom prst="rect">
                       <a:avLst/>
@@ -10900,7 +10900,7 @@
       <w:r>
         <w:drawing>
           <wp:inline distT="0" distB="0" distL="0" distR="0">
-            <wp:extent cx="5715000" cy="2667000"/>
+            <wp:extent cx="5715000" cy="2686050"/>
             <wp:effectExtent t="0" r="0" b="0" l="0"/>
             <wp:docPr id="11" name="05_longitud.png" descr="CLICON: 10 km = 6.213712 mi." title="CLICON: 10 km = 6.213712 mi."/>
             <wp:cNvGraphicFramePr>
@@ -10925,7 +10925,7 @@
                   <pic:spPr bwMode="auto">
                     <a:xfrm>
                       <a:off x="0" y="0"/>
-                      <a:ext cx="5715000" cy="2667000"/>
+                      <a:ext cx="5715000" cy="2686050"/>
                     </a:xfrm>
                     <a:prstGeom prst="rect">
                       <a:avLst/>
@@ -11885,7 +11885,7 @@
       <w:r>
         <w:drawing>
           <wp:inline distT="0" distB="0" distL="0" distR="0">
-            <wp:extent cx="5715000" cy="2819400"/>
+            <wp:extent cx="5715000" cy="3143250"/>
             <wp:effectExtent t="0" r="0" b="0" l="0"/>
             <wp:docPr id="15" name="05_longitud.png" descr="CLIESC: 1 m = 3.28084 ft." title="CLIESC: 1 m = 3.28084 ft."/>
             <wp:cNvGraphicFramePr>
@@ -11910,7 +11910,7 @@
                   <pic:spPr bwMode="auto">
                     <a:xfrm>
                       <a:off x="0" y="0"/>
-                      <a:ext cx="5715000" cy="2819400"/>
+                      <a:ext cx="5715000" cy="3143250"/>
                     </a:xfrm>
                     <a:prstGeom prst="rect">
                       <a:avLst/>
@@ -11948,7 +11948,7 @@
       <w:r>
         <w:drawing>
           <wp:inline distT="0" distB="0" distL="0" distR="0">
-            <wp:extent cx="5715000" cy="2819400"/>
+            <wp:extent cx="5715000" cy="3143250"/>
             <wp:effectExtent t="0" r="0" b="0" l="0"/>
             <wp:docPr id="16" name="06_masa.png" descr="CLIESC: 1 kg = 2.204623 lb." title="CLIESC: 1 kg = 2.204623 lb."/>
             <wp:cNvGraphicFramePr>
@@ -11973,7 +11973,7 @@
                   <pic:spPr bwMode="auto">
                     <a:xfrm>
                       <a:off x="0" y="0"/>
-                      <a:ext cx="5715000" cy="2819400"/>
+                      <a:ext cx="5715000" cy="3143250"/>
                     </a:xfrm>
                     <a:prstGeom prst="rect">
                       <a:avLst/>

--- a/05. DOCUMENTACIÓN/WS_CONUNI_RESTFUL_DOTNET_GR01.docx
+++ b/05. DOCUMENTACIÓN/WS_CONUNI_RESTFUL_DOTNET_GR01.docx
@@ -11875,7 +11875,7 @@
           <wp:inline distT="0" distB="0" distL="0" distR="0">
             <wp:extent cx="5715000" cy="3448050"/>
             <wp:effectExtent t="0" r="0" b="0" l="0"/>
-            <wp:docPr id="14" name="03_temperatura.png" descr="CLIESC: cuadrícula Bento con resultado, historial, contador y servidor." title="CLIESC: cuadrícula Bento con resultado, historial, contador y servidor."/>
+            <wp:docPr id="14" name="02_temperatura.png" descr="CLIESC: cuadrícula Bento con resultado, historial, contador y servidor." title="CLIESC: cuadrícula Bento con resultado, historial, contador y servidor."/>
             <wp:cNvGraphicFramePr>
               <a:graphicFrameLocks xmlns:a="http://schemas.openxmlformats.org/drawingml/2006/main" noChangeAspect="1"/>
             </wp:cNvGraphicFramePr>
@@ -11939,7 +11939,7 @@
           <wp:inline distT="0" distB="0" distL="0" distR="0">
             <wp:extent cx="5715000" cy="3448050"/>
             <wp:effectExtent t="0" r="0" b="0" l="0"/>
-            <wp:docPr id="15" name="04_temperatura_error.png" descr="CLIESC: valor bajo el cero absoluto rechazado por el servidor (tarjeta en rojo)." title="CLIESC: valor bajo el cero absoluto rechazado por el servidor (tarjeta en rojo)."/>
+            <wp:docPr id="15" name="03_temperatura_error.png" descr="CLIESC: valor bajo el cero absoluto rechazado por el servidor (tarjeta en rojo)." title="CLIESC: valor bajo el cero absoluto rechazado por el servidor (tarjeta en rojo)."/>
             <wp:cNvGraphicFramePr>
               <a:graphicFrameLocks xmlns:a="http://schemas.openxmlformats.org/drawingml/2006/main" noChangeAspect="1"/>
             </wp:cNvGraphicFramePr>
@@ -12003,7 +12003,7 @@
           <wp:inline distT="0" distB="0" distL="0" distR="0">
             <wp:extent cx="5715000" cy="3448050"/>
             <wp:effectExtent t="0" r="0" b="0" l="0"/>
-            <wp:docPr id="16" name="05_longitud.png" descr="CLIESC: 1 m = 3.28084 ft." title="CLIESC: 1 m = 3.28084 ft."/>
+            <wp:docPr id="16" name="04_longitud.png" descr="CLIESC: 1 m = 3.28084 ft." title="CLIESC: 1 m = 3.28084 ft."/>
             <wp:cNvGraphicFramePr>
               <a:graphicFrameLocks xmlns:a="http://schemas.openxmlformats.org/drawingml/2006/main" noChangeAspect="1"/>
             </wp:cNvGraphicFramePr>
@@ -12067,7 +12067,7 @@
           <wp:inline distT="0" distB="0" distL="0" distR="0">
             <wp:extent cx="5715000" cy="3448050"/>
             <wp:effectExtent t="0" r="0" b="0" l="0"/>
-            <wp:docPr id="17" name="06_masa.png" descr="CLIESC: 1 kg = 2.204623 lb." title="CLIESC: 1 kg = 2.204623 lb."/>
+            <wp:docPr id="17" name="05_masa.png" descr="CLIESC: 1 kg = 2.204623 lb." title="CLIESC: 1 kg = 2.204623 lb."/>
             <wp:cNvGraphicFramePr>
               <a:graphicFrameLocks xmlns:a="http://schemas.openxmlformats.org/drawingml/2006/main" noChangeAspect="1"/>
             </wp:cNvGraphicFramePr>
@@ -14049,7 +14049,7 @@
           <wp:inline distT="0" distB="0" distL="0" distR="0">
             <wp:extent cx="5715000" cy="3571875"/>
             <wp:effectExtent t="0" r="0" b="0" l="0"/>
-            <wp:docPr id="21" name="05_longitud.png" descr="CLIWEB: conversión de longitud." title="CLIWEB: conversión de longitud."/>
+            <wp:docPr id="21" name="04_longitud.png" descr="CLIWEB: conversión de longitud." title="CLIWEB: conversión de longitud."/>
             <wp:cNvGraphicFramePr>
               <a:graphicFrameLocks xmlns:a="http://schemas.openxmlformats.org/drawingml/2006/main" noChangeAspect="1"/>
             </wp:cNvGraphicFramePr>
@@ -14113,7 +14113,7 @@
           <wp:inline distT="0" distB="0" distL="0" distR="0">
             <wp:extent cx="1619250" cy="5334000"/>
             <wp:effectExtent t="0" r="0" b="0" l="0"/>
-            <wp:docPr id="22" name="06_masa_celular.png" descr="CLIWEB: diseño adaptable en pantalla de celular." title="CLIWEB: diseño adaptable en pantalla de celular."/>
+            <wp:docPr id="22" name="05_masa_celular.png" descr="CLIWEB: diseño adaptable en pantalla de celular." title="CLIWEB: diseño adaptable en pantalla de celular."/>
             <wp:cNvGraphicFramePr>
               <a:graphicFrameLocks xmlns:a="http://schemas.openxmlformats.org/drawingml/2006/main" noChangeAspect="1"/>
             </wp:cNvGraphicFramePr>
